--- a/livrables/Lippens_Charles_2_veille_092026.docx
+++ b/livrables/Lippens_Charles_2_veille_092026.docx
@@ -58,7 +58,7 @@
           <w:color w:val="1F2937"/>
           <w:sz w:val="20"/>
         </w:rPr>
-        <w:t xml:space="preserve">Auteur : </w:t>
+        <w:t xml:space="preserve">Auteur : </w:t>
       </w:r>
       <w:r>
         <w:rPr>
@@ -80,7 +80,7 @@
           <w:color w:val="1F2937"/>
           <w:sz w:val="20"/>
         </w:rPr>
-        <w:t xml:space="preserve">Projet : </w:t>
+        <w:t xml:space="preserve">Projet : </w:t>
       </w:r>
       <w:r>
         <w:rPr>
@@ -102,7 +102,7 @@
           <w:color w:val="1F2937"/>
           <w:sz w:val="20"/>
         </w:rPr>
-        <w:t xml:space="preserve">Base de travail : </w:t>
+        <w:t xml:space="preserve">Base de travail : </w:t>
       </w:r>
       <w:r>
         <w:rPr>
@@ -124,7 +124,7 @@
           <w:color w:val="1F2937"/>
           <w:sz w:val="20"/>
         </w:rPr>
-        <w:t xml:space="preserve">Date : </w:t>
+        <w:t xml:space="preserve">Date : </w:t>
       </w:r>
       <w:r>
         <w:rPr>
@@ -132,7 +132,7 @@
           <w:color w:val="333333"/>
           <w:sz w:val="20"/>
         </w:rPr>
-        <w:t xml:space="preserve">Septembre 2026, dépôt du projet (première version en juillet 2026)</w:t>
+        <w:t xml:space="preserve">Octobre 2026, dépôt du projet (première version en juillet 2026)</w:t>
       </w:r>
     </w:p>
     <w:p>
@@ -146,7 +146,7 @@
           <w:color w:val="1F2937"/>
           <w:sz w:val="20"/>
         </w:rPr>
-        <w:t xml:space="preserve">Version : </w:t>
+        <w:t xml:space="preserve">Version : </w:t>
       </w:r>
       <w:r>
         <w:rPr>
@@ -154,7 +154,7 @@
           <w:color w:val="333333"/>
           <w:sz w:val="20"/>
         </w:rPr>
-        <w:t xml:space="preserve">2.7, matrice des options sur les sept critères (3.5), cas d'usage et prérequis (3.6), sources vérifiées et cliquables (4), veille métier (4.2), besoin servi par chaque axe (6), puis relecture finale (datation des sources, essais C et D à relire), le 25 septembre 2026, et mise à jour du 28 septembre 2026 (performance datée, traçabilité, figures redessinées, texte allégé) ; 2.6, facteurs de performance et accès aux fichiers décrits exactement, le 25 septembre 2026 ; 2.5, transmission des données décrite exactement, le 25 septembre 2026 ; 2.4, piste sur les sources ouvertes ajoutée en 6.1, le 24 septembre 2026 ; 2.3, dispositif de veille installé et capturé (annexe A), le 17 septembre 2026 ; 2.2, sources nommées avec leur adresse, dispositifs d'automatisation nommés ; 2.1, corrigée après les deux passages d'audit</w:t>
+        <w:t xml:space="preserve">2.8, mise à jour du 1er octobre 2026 (réexécution du 30 septembre, relecture des essais C et D en cours, accès aux données en octobre, adresse masquée sur la figure A3, date du dépôt, typographie) ; 2.7, matrice des options sur les sept critères (3.5), cas d'usage et prérequis (3.6), sources vérifiées et cliquables (4), veille métier (4.2), besoin servi par chaque axe (6), puis relecture finale (datation des sources, essais C et D à relire), le 25 septembre 2026, et mise à jour du 28 septembre 2026 (performance datée, traçabilité, figures redessinées, texte allégé) ; 2.6, facteurs de performance et accès aux fichiers décrits exactement, le 25 septembre 2026 ; 2.5, transmission des données décrite exactement, le 25 septembre 2026 ; 2.4, piste sur les sources ouvertes ajoutée en 6.1, le 24 septembre 2026 ; 2.3, dispositif de veille installé et capturé (annexe A), le 17 septembre 2026 ; 2.2, sources nommées avec leur adresse, dispositifs d'automatisation nommés ; 2.1, corrigée après les deux passages d'audit</w:t>
       </w:r>
     </w:p>
     <w:p>
@@ -228,7 +228,7 @@
           <w:color w:val="333333"/>
           <w:sz w:val="21"/>
         </w:rPr>
-        <w:t xml:space="preserve">J'ai défini le besoin avant de chercher : ces quatre limites deviennent une seule question, qui structure le document.</w:t>
+        <w:t xml:space="preserve">J'ai défini le besoin avant de chercher : ces quatre limites deviennent une seule question, qui structure le document.</w:t>
       </w:r>
     </w:p>
     <w:p>
@@ -253,7 +253,7 @@
           <w:color w:val="333333"/>
           <w:sz w:val="20"/>
         </w:rPr>
-        <w:t xml:space="preserve"> Quelles technologies, solutions logicielles et méthodes d'analyse récentes permettraient de fiabiliser, d'accélérer et de rendre plus interprétable ce livrable, tout en restant sobres et conformes ?</w:t>
+        <w:t xml:space="preserve"> Quelles technologies, solutions logicielles et méthodes d'analyse récentes permettraient de fiabiliser, d'accélérer et de rendre plus interprétable ce livrable, tout en restant sobres et conformes ?</w:t>
       </w:r>
     </w:p>
     <w:p>
@@ -642,7 +642,7 @@
           <w:color w:val="333333"/>
           <w:sz w:val="21"/>
         </w:rPr>
-        <w:t xml:space="preserve">Je n'essaie pas un outil parce qu'il est nouveau. Je choisis, je mesure et je justifie, à partir du besoin. Garder l'existant est une conclusion possible.</w:t>
+        <w:t xml:space="preserve">Je n'essaie pas un outil parce qu'il est nouveau. Je choisis, je mesure et je justifie, à partir du besoin.</w:t>
       </w:r>
     </w:p>
     <w:p>
@@ -662,7 +662,7 @@
           <w:color w:val="333333"/>
           <w:sz w:val="21"/>
         </w:rPr>
-        <w:t xml:space="preserve">La veille suit un cycle court : repérer les sources, collecter automatiquement, trier selon des critères fixés à l'avance, garder la trace dans un tableau comparatif, décider, puis réévaluer.</w:t>
+        <w:t xml:space="preserve">La veille suit un cycle court : repérer les sources, collecter automatiquement, trier selon des critères fixés à l'avance, garder la trace dans un tableau comparatif, décider, puis réévaluer.</w:t>
       </w:r>
     </w:p>
     <w:p>
@@ -1264,7 +1264,7 @@
           <w:color w:val="333333"/>
           <w:sz w:val="21"/>
         </w:rPr>
-        <w:t xml:space="preserve">Quatre dispositifs collectent sans que j'aie à chercher chaque jour. Un lecteur de flux, Feedly, qui regroupe les blogs de Polars et de DuckDB et les notes de version de pandas, pandera, polars, duckdb, scikit-learn et shap. Trois lettres d'information : Data Elixir et Python Weekly chaque semaine, TLDR Data deux fois par semaine. Le suivi des publications de versions sur GitHub pour pandera, polars, duckdb et shap. Deux alertes Google Scholar, sur la validation de données et sur l'interprétabilité des modèles. C'est l'élément d'automatisation demandé par la grille.</w:t>
+        <w:t xml:space="preserve">Quatre dispositifs collectent sans que j'aie à chercher chaque jour. Un lecteur de flux, Feedly, qui regroupe les blogs de Polars et de DuckDB et les notes de version de pandas, pandera, polars, duckdb, scikit-learn et shap. Trois lettres d'information : Data Elixir et Python Weekly chaque semaine, TLDR Data deux fois par semaine. Le suivi des publications de versions sur GitHub pour pandera, polars, duckdb et shap. Deux alertes Google Scholar, sur la validation de données et sur l'interprétabilité des modèles. C'est l'élément d'automatisation demandé par la grille.</w:t>
       </w:r>
     </w:p>
     <w:tbl>
@@ -1653,7 +1653,7 @@
           <w:color w:val="333333"/>
           <w:sz w:val="20"/>
         </w:rPr>
-        <w:t xml:space="preserve"> J'automatise surtout la collecte de sources déjà évaluées. Des alertes larges produiraient du volume et un long tri : les deux alertes Google Scholar se limitent donc à deux requêtes précises.</w:t>
+        <w:t xml:space="preserve"> J'automatise surtout la collecte de sources déjà évaluées. Des alertes larges produiraient du volume et un long tri : les deux alertes Google Scholar se limitent donc à deux requêtes précises.</w:t>
       </w:r>
     </w:p>
     <w:p>
@@ -1665,7 +1665,7 @@
           <w:color w:val="333333"/>
           <w:sz w:val="21"/>
         </w:rPr>
-        <w:t xml:space="preserve">Le dispositif est installé et fonctionne : un dossier « Veille data, projet 13 » dans Feedly, avec huit flux ; le suivi des versions activé sur les quatre dépôts GitHub ; deux alertes Google Scholar hebdomadaires. Les captures du 17 septembre 2026 sont en annexe A.</w:t>
+        <w:t xml:space="preserve">Le dispositif est installé et fonctionne : un dossier « Veille data, projet 13 » dans Feedly, avec huit flux ; le suivi des versions activé sur les quatre dépôts GitHub ; deux alertes Google Scholar hebdomadaires. Les captures du 17 septembre 2026 sont en annexe A.</w:t>
       </w:r>
     </w:p>
     <w:p>
@@ -1690,7 +1690,7 @@
           <w:color w:val="333333"/>
           <w:sz w:val="21"/>
         </w:rPr>
-        <w:t xml:space="preserve">Chaque axe compare au moins deux options. Le détail des essais est dans la documentation de la démarche ; ici, la synthèse et la décision.</w:t>
+        <w:t xml:space="preserve">Chaque axe compare au moins deux options. Le détail des essais est dans la documentation de la démarche ; ici, la synthèse et la décision.</w:t>
       </w:r>
     </w:p>
     <w:p>
@@ -2180,7 +2180,7 @@
           <w:color w:val="333333"/>
           <w:sz w:val="21"/>
         </w:rPr>
-        <w:t xml:space="preserve"> Pour un seul notebook, Pandera apporte le plus pour le moins de complexité : un contrat de qualité versionné, rejoué à chaque extraction de l'ERP, avec son propre rapport. Great Expectations se justifierait dans une chaîne industrielle, où la gouvernance et la documentation générée paient son installation : je le garde en réserve pour ce cas.</w:t>
+        <w:t xml:space="preserve"> Pour un seul notebook, Pandera apporte le plus pour le moins de complexité : un contrat de qualité versionné, rejoué à chaque extraction de l'ERP, avec son propre rapport. Great Expectations se justifierait dans une chaîne industrielle, où la gouvernance et la documentation générée paient son installation : je le garde en réserve pour ce cas.</w:t>
       </w:r>
     </w:p>
     <w:p>
@@ -2644,7 +2644,7 @@
           <w:color w:val="333333"/>
           <w:sz w:val="21"/>
         </w:rPr>
-        <w:t xml:space="preserve"> Au volume réel, 825 lignes, les trois moteurs répondent en moins de 40 millisecondes : l'écart ne change rien, et DuckDB est même le plus lent, à cause de son démarrage. À deux millions de lignes, Polars et DuckDB sont 4,1 fois et 2,9 fois plus rapides que pandas le 4 août (exécution livrée) ; 8,1 et 5,7 fois sur mon poste le 25 septembre. Le gain dépend de la machine ; la décision ne change pas.</w:t>
+        <w:t xml:space="preserve"> Au volume réel, 825 lignes, les trois moteurs répondent en moins de 40 millisecondes : l'écart ne change rien, et DuckDB est même le plus lent, à cause de son démarrage. À deux millions de lignes, Polars et DuckDB sont 4,1 fois et 2,9 fois plus rapides que pandas le 4 août (exécution livrée) ; 8,1 et 5,7 fois sur mon poste le 25 septembre. Le gain dépend de la machine ; la décision ne change pas.</w:t>
       </w:r>
     </w:p>
     <w:p>
@@ -2669,7 +2669,7 @@
           <w:color w:val="333333"/>
           <w:sz w:val="20"/>
         </w:rPr>
-        <w:t xml:space="preserve"> Ce facteur dépend du matériel : 5,9 et 3,7 le 26 juin, 3,5 et 2,9 le 31 juillet, 4,1 et 2,9 le 4 août (exécution livrée), 8,1 et 5,7 le 25 septembre sur mon poste. L'ordre de grandeur suffit pour décider : ne pas suréquiper aujourd'hui, basculer quand le volume le justifiera.</w:t>
+        <w:t xml:space="preserve"> Ce facteur dépend du matériel : 5,9 et 3,7 le 26 juin, 3,5 et 2,9 le 31 juillet, 4,1 et 2,9 le 4 août (exécution livrée), 8,1 et 5,7 le 25 septembre sur mon poste. L'ordre de grandeur suffit pour décider : ne pas suréquiper aujourd'hui, basculer quand le volume le justifiera.</w:t>
       </w:r>
     </w:p>
     <w:p>
@@ -3138,7 +3138,7 @@
           <w:color w:val="333333"/>
           <w:sz w:val="21"/>
         </w:rPr>
-        <w:t xml:space="preserve"> Je garde le score z pour sa transparence : un acheteur voit tout de suite pourquoi une référence est signalée. Isolation Forest voit ce qu'il ne voit pas, par exemple un prix normal avec une marge négative. J'écarte Local Outlier Factor : sa liste change avec le réglage du voisinage.</w:t>
+        <w:t xml:space="preserve"> Je garde le score z pour sa transparence : un acheteur voit tout de suite pourquoi une référence est signalée. Isolation Forest voit ce qu'il ne voit pas, par exemple un prix normal avec une marge négative. J'écarte Local Outlier Factor : sa liste change avec le réglage du voisinage.</w:t>
       </w:r>
     </w:p>
     <w:p>
@@ -3602,7 +3602,7 @@
           <w:color w:val="333333"/>
           <w:sz w:val="21"/>
         </w:rPr>
-        <w:t xml:space="preserve"> SHAP donne deux lectures : globale (le facteur qui pèse le plus) et locale (pourquoi cette référence). Le métier peut donc discuter chaque résultat. Les assistants d'IA m'aident pour le code et la documentation, à deux conditions : relire et exécuter chaque proposition ; limiter les demandes au code, aux schémas et aux noms de colonnes. Chaque accès de l'assistant aux fichiers est noté au journal (section 5).</w:t>
+        <w:t xml:space="preserve"> SHAP donne deux lectures : globale (le facteur qui pèse le plus) et locale (pourquoi cette référence). Le métier peut donc discuter chaque résultat. Les assistants d'IA m'aident pour le code et la documentation, à deux conditions : relire et exécuter chaque proposition ; limiter les demandes au code, aux schémas et aux noms de colonnes. Chaque accès de l'assistant aux fichiers est noté au journal (section 5).</w:t>
       </w:r>
     </w:p>
     <w:p>
@@ -3658,7 +3658,7 @@
           <w:color w:val="64748B"/>
           <w:sz w:val="17"/>
         </w:rPr>
-        <w:t xml:space="preserve">Figure 4. Contribution de chaque variable au volume de ventes, référence par référence (valeurs de Shapley ; couleur : valeur de la variable, de faible à élevée). Figure redessinée à partir des sorties du notebook (mêmes données).</w:t>
+        <w:t xml:space="preserve">Figure 4. Contribution de chaque variable au volume de ventes, référence par référence (valeurs de Shapley ; couleur : valeur de la variable, de faible à élevée). Figure redessinée à partir des sorties du notebook (mêmes données).</w:t>
       </w:r>
     </w:p>
     <w:p>
@@ -3678,7 +3678,7 @@
           <w:color w:val="333333"/>
           <w:sz w:val="21"/>
         </w:rPr>
-        <w:t xml:space="preserve">Pour chaque axe, les options sont comparées critère par critère, avec la mesure quand elle existe (notebook amélioré, exécution du 4 août 2026, et notebook complémentaire). La dernière ligne rappelle la décision ; le critère qui a tranché figure en section 6 de ce document.</w:t>
+        <w:t xml:space="preserve">Pour chaque axe, les options sont comparées critère par critère, avec la mesure quand elle existe (notebook amélioré, exécution du 4 août 2026, et notebook complémentaire). La dernière ligne rappelle la décision ; le critère qui a tranché figure en section 6 de ce document.</w:t>
       </w:r>
     </w:p>
     <w:p>
@@ -3889,7 +3889,7 @@
                 <w:color w:val="333333"/>
                 <w:sz w:val="16"/>
               </w:rPr>
-              <w:t xml:space="preserve">Même couverture possible ; non exécuté ici</w:t>
+              <w:t xml:space="preserve">Même couverture possible ; non exécuté ici</w:t>
             </w:r>
           </w:p>
         </w:tc>
@@ -4059,7 +4059,7 @@
                 <w:color w:val="333333"/>
                 <w:sz w:val="16"/>
               </w:rPr>
-              <w:t xml:space="preserve">Mise en place longue : contexte, suites d'attentes, points de contrôle</w:t>
+              <w:t xml:space="preserve">Mise en place longue : contexte, suites d'attentes, points de contrôle</w:t>
             </w:r>
           </w:p>
         </w:tc>
@@ -4828,7 +4828,7 @@
                 <w:color w:val="333333"/>
                 <w:sz w:val="16"/>
               </w:rPr>
-              <w:t xml:space="preserve">9,9 ms au volume réel ; 240 ms à deux millions de ventes</w:t>
+              <w:t xml:space="preserve">9,9 ms au volume réel ; 240 ms à deux millions de ventes</w:t>
             </w:r>
           </w:p>
         </w:tc>
@@ -4848,7 +4848,7 @@
                 <w:color w:val="333333"/>
                 <w:sz w:val="16"/>
               </w:rPr>
-              <w:t xml:space="preserve">2,5 ms ; 59 ms, soit 4,1 fois plus rapide (8,1 fois sur mon poste le 25 septembre)</w:t>
+              <w:t xml:space="preserve">2,5 ms ; 59 ms, soit 4,1 fois plus rapide (8,1 fois sur mon poste le 25 septembre)</w:t>
             </w:r>
           </w:p>
         </w:tc>
@@ -4868,7 +4868,7 @@
                 <w:color w:val="333333"/>
                 <w:sz w:val="16"/>
               </w:rPr>
-              <w:t xml:space="preserve">32,3 ms ; 82 ms, soit 2,9 fois plus rapide (5,7 fois sur mon poste)</w:t>
+              <w:t xml:space="preserve">32,3 ms ; 82 ms, soit 2,9 fois plus rapide (5,7 fois sur mon poste)</w:t>
             </w:r>
           </w:p>
         </w:tc>
@@ -4933,7 +4933,7 @@
                 <w:color w:val="333333"/>
                 <w:sz w:val="16"/>
               </w:rPr>
-              <w:t xml:space="preserve">Versions à figer : Polars 2.0 change des comportements par défaut</w:t>
+              <w:t xml:space="preserve">Versions à figer : Polars 2.0 change des comportements par défaut</w:t>
             </w:r>
           </w:p>
         </w:tc>
@@ -4953,7 +4953,7 @@
                 <w:color w:val="333333"/>
                 <w:sz w:val="16"/>
               </w:rPr>
-              <w:t xml:space="preserve">Versions figées ; version 1.4 maintenue à long terme</w:t>
+              <w:t xml:space="preserve">Versions figées ; version 1.4 maintenue à long terme</w:t>
             </w:r>
           </w:p>
         </w:tc>
@@ -5103,7 +5103,7 @@
                 <w:color w:val="333333"/>
                 <w:sz w:val="16"/>
               </w:rPr>
-              <w:t xml:space="preserve">Autre syntaxe : expressions, exécution différée</w:t>
+              <w:t xml:space="preserve">Autre syntaxe : expressions, exécution différée</w:t>
             </w:r>
           </w:p>
         </w:tc>
@@ -5572,7 +5572,7 @@
                 <w:color w:val="333333"/>
                 <w:sz w:val="16"/>
               </w:rPr>
-              <w:t xml:space="preserve">Nombre d'alertes fixé d'avance (5 %) : des faux positifs à attendre</w:t>
+              <w:t xml:space="preserve">Nombre d'alertes fixé d'avance (5 %) : des faux positifs à attendre</w:t>
             </w:r>
           </w:p>
         </w:tc>
@@ -5742,7 +5742,7 @@
                 <w:color w:val="333333"/>
                 <w:sz w:val="16"/>
               </w:rPr>
-              <w:t xml:space="preserve">Graine fixée ; indice de 0,80 à 0,85 si elle change</w:t>
+              <w:t xml:space="preserve">Graine fixée ; indice de 0,80 à 0,85 si elle change</w:t>
             </w:r>
           </w:p>
         </w:tc>
@@ -5762,7 +5762,7 @@
                 <w:color w:val="333333"/>
                 <w:sz w:val="16"/>
               </w:rPr>
-              <w:t xml:space="preserve">Liste qui change avec le réglage : indice de 0,41 à 1</w:t>
+              <w:t xml:space="preserve">Liste qui change avec le réglage : indice de 0,41 à 1</w:t>
             </w:r>
           </w:p>
         </w:tc>
@@ -5912,7 +5912,7 @@
                 <w:color w:val="333333"/>
                 <w:sz w:val="16"/>
               </w:rPr>
-              <w:t xml:space="preserve">Deux réglages : taux d'alertes, nombre d'arbres</w:t>
+              <w:t xml:space="preserve">Deux réglages : taux d'alertes, nombre d'arbres</w:t>
             </w:r>
           </w:p>
         </w:tc>
@@ -6276,7 +6276,7 @@
                 <w:color w:val="333333"/>
                 <w:sz w:val="16"/>
               </w:rPr>
-              <w:t xml:space="preserve">Même classement que SHAP : stock, prix d'achat, marge, prix</w:t>
+              <w:t xml:space="preserve">Même classement que SHAP : stock, prix d'achat, marge, prix</w:t>
             </w:r>
           </w:p>
         </w:tc>
@@ -6316,7 +6316,7 @@
                 <w:color w:val="333333"/>
                 <w:sz w:val="16"/>
               </w:rPr>
-              <w:t xml:space="preserve">Utiles pour les variantes de code et la rédaction ; chaque sortie est relue et exécutée</w:t>
+              <w:t xml:space="preserve">Utiles pour les variantes de code et la rédaction ; chaque sortie est relue et exécutée</w:t>
             </w:r>
           </w:p>
         </w:tc>
@@ -6401,7 +6401,7 @@
                 <w:color w:val="333333"/>
                 <w:sz w:val="16"/>
               </w:rPr>
-              <w:t xml:space="preserve">Peuvent se tromper avec assurance : relecture obligatoire</w:t>
+              <w:t xml:space="preserve">Peuvent se tromper avec assurance : relecture obligatoire</w:t>
             </w:r>
           </w:p>
         </w:tc>
@@ -6656,7 +6656,7 @@
                 <w:color w:val="333333"/>
                 <w:sz w:val="16"/>
               </w:rPr>
-              <w:t xml:space="preserve">Service tiers : demandes sur le code et les schémas, accès aux fichiers notés au journal</w:t>
+              <w:t xml:space="preserve">Service tiers : demandes sur le code et les schémas, accès aux fichiers notés au journal</w:t>
             </w:r>
           </w:p>
         </w:tc>
@@ -6934,7 +6934,7 @@
           <w:color w:val="333333"/>
           <w:sz w:val="21"/>
         </w:rPr>
-        <w:t xml:space="preserve">Ce qu'il faut pour mettre chaque solution en œuvre chez BottleNeck. Les versions ont été vérifiées sur les pages officielles le 25 septembre 2026. Le notebook reste sur ses versions figées du 4 août (requirements.txt) ; sur mon poste, avec d'autres versions, il redonne les mêmes chiffres métier (25 septembre).</w:t>
+        <w:t xml:space="preserve">Ce qu'il faut pour mettre chaque solution en œuvre chez BottleNeck. Les versions ont été vérifiées sur les pages officielles le 25 septembre 2026. Le notebook reste sur ses versions figées du 4 août (requirements.txt). Sur mon poste, il redonne les mêmes chiffres métier avec d'autres versions (25 septembre) et avec celles du requirements.txt, dans un environnement neuf (30 septembre).</w:t>
       </w:r>
     </w:p>
     <w:tbl>
@@ -7045,7 +7045,7 @@
                 <w:color w:val="FFFFFF"/>
                 <w:sz w:val="16"/>
               </w:rPr>
-              <w:t xml:space="preserve">Version du notebook ; dernière version</w:t>
+              <w:t xml:space="preserve">Version du notebook ; dernière version</w:t>
             </w:r>
           </w:p>
         </w:tc>
@@ -7110,7 +7110,7 @@
                 <w:color w:val="333333"/>
                 <w:sz w:val="16"/>
               </w:rPr>
-              <w:t xml:space="preserve">Python 3.10 ou plus ; pip install 'pandera[pandas]' ; savoir écrire un schéma et lire le rapport d'erreurs</w:t>
+              <w:t xml:space="preserve">Python 3.10 ou plus ; pip install 'pandera[pandas]' ; savoir écrire un schéma et lire le rapport d'erreurs</w:t>
             </w:r>
           </w:p>
         </w:tc>
@@ -7130,7 +7130,7 @@
                 <w:color w:val="333333"/>
                 <w:sz w:val="16"/>
               </w:rPr>
-              <w:t xml:space="preserve">0.32.1 ; 0.33.1 du 1er septembre 2026</w:t>
+              <w:t xml:space="preserve">0.32.1 ; 0.33.1 du 1er septembre 2026</w:t>
             </w:r>
           </w:p>
         </w:tc>
@@ -7195,7 +7195,7 @@
                 <w:color w:val="333333"/>
                 <w:sz w:val="16"/>
               </w:rPr>
-              <w:t xml:space="preserve">Python 3.10 à 3.13, environnement virtuel conseillé ; savoir enchaîner contexte, suite d'attentes et point de contrôle</w:t>
+              <w:t xml:space="preserve">Python 3.10 à 3.13, environnement virtuel conseillé ; savoir enchaîner contexte, suite d'attentes et point de contrôle</w:t>
             </w:r>
           </w:p>
         </w:tc>
@@ -7215,7 +7215,7 @@
                 <w:color w:val="333333"/>
                 <w:sz w:val="16"/>
               </w:rPr>
-              <w:t xml:space="preserve">Non installé ; GX Core 1.23.1 du 18 septembre 2026</w:t>
+              <w:t xml:space="preserve">Non installé ; GX Core 1.23.1 du 18 septembre 2026</w:t>
             </w:r>
           </w:p>
         </w:tc>
@@ -7280,7 +7280,7 @@
                 <w:color w:val="333333"/>
                 <w:sz w:val="16"/>
               </w:rPr>
-              <w:t xml:space="preserve">Python 3.11 ou plus, NumPy 1.26 ou plus ; jointures et agrégations</w:t>
+              <w:t xml:space="preserve">Python 3.11 ou plus, NumPy 1.26 ou plus ; jointures et agrégations</w:t>
             </w:r>
           </w:p>
         </w:tc>
@@ -7300,7 +7300,7 @@
                 <w:color w:val="333333"/>
                 <w:sz w:val="16"/>
               </w:rPr>
-              <w:t xml:space="preserve">3.0.2 ; 3.0.6 du 17 septembre 2026</w:t>
+              <w:t xml:space="preserve">3.0.2 ; 3.0.6 du 17 septembre 2026</w:t>
             </w:r>
           </w:p>
         </w:tc>
@@ -7365,7 +7365,7 @@
                 <w:color w:val="333333"/>
                 <w:sz w:val="16"/>
               </w:rPr>
-              <w:t xml:space="preserve">Python 3.10 ou plus, aucune dépendance obligatoire ; expressions et exécution différée</w:t>
+              <w:t xml:space="preserve">Python 3.10 ou plus, aucune dépendance obligatoire ; expressions et exécution différée</w:t>
             </w:r>
           </w:p>
         </w:tc>
@@ -7385,7 +7385,7 @@
                 <w:color w:val="333333"/>
                 <w:sz w:val="16"/>
               </w:rPr>
-              <w:t xml:space="preserve">1.43.2 ; 1.44.2 du 9 septembre 2026, version 2.0 annoncée</w:t>
+              <w:t xml:space="preserve">1.43.2 ; 1.44.2 du 9 septembre 2026, version 2.0 annoncée</w:t>
             </w:r>
           </w:p>
         </w:tc>
@@ -7450,7 +7450,7 @@
                 <w:color w:val="333333"/>
                 <w:sz w:val="16"/>
               </w:rPr>
-              <w:t xml:space="preserve">Python 3.10 ou plus, aucune dépendance ; savoir écrire du SQL</w:t>
+              <w:t xml:space="preserve">Python 3.10 ou plus, aucune dépendance ; savoir écrire du SQL</w:t>
             </w:r>
           </w:p>
         </w:tc>
@@ -7470,7 +7470,7 @@
                 <w:color w:val="333333"/>
                 <w:sz w:val="16"/>
               </w:rPr>
-              <w:t xml:space="preserve">1.5.5 ; 1.5.5 du 22 juillet 2026</w:t>
+              <w:t xml:space="preserve">1.5.5 ; 1.5.5 du 22 juillet 2026</w:t>
             </w:r>
           </w:p>
         </w:tc>
@@ -7535,7 +7535,7 @@
                 <w:color w:val="333333"/>
                 <w:sz w:val="16"/>
               </w:rPr>
-              <w:t xml:space="preserve">Python 3.11 ou plus pour la version 1.9 ; fixer la graine, régler le taux d'alertes avec le métier ; pour Local Outlier Factor, standardiser et choisir le voisinage</w:t>
+              <w:t xml:space="preserve">Python 3.11 ou plus pour la version 1.9 ; fixer la graine, régler le taux d'alertes avec le métier ; pour Local Outlier Factor, standardiser et choisir le voisinage</w:t>
             </w:r>
           </w:p>
         </w:tc>
@@ -7555,7 +7555,7 @@
                 <w:color w:val="333333"/>
                 <w:sz w:val="16"/>
               </w:rPr>
-              <w:t xml:space="preserve">1.8.0 ; 1.9.1 du 10 septembre 2026</w:t>
+              <w:t xml:space="preserve">1.8.0 ; 1.9.1 du 10 septembre 2026</w:t>
             </w:r>
           </w:p>
         </w:tc>
@@ -7620,7 +7620,7 @@
                 <w:color w:val="333333"/>
                 <w:sz w:val="16"/>
               </w:rPr>
-              <w:t xml:space="preserve">Python 3.11 pour la 0.51, 3.12 pour la 0.52 ; un modèle entraîné et l'explicateur d'arbres</w:t>
+              <w:t xml:space="preserve">Python 3.11 pour la 0.51, 3.12 pour la 0.52 ; un modèle entraîné et l'explicateur d'arbres</w:t>
             </w:r>
           </w:p>
         </w:tc>
@@ -7640,7 +7640,7 @@
                 <w:color w:val="333333"/>
                 <w:sz w:val="16"/>
               </w:rPr>
-              <w:t xml:space="preserve">0.51.0 ; 0.52.0 du 28 mai 2026</w:t>
+              <w:t xml:space="preserve">0.51.0 ; 0.52.0 du 28 mai 2026</w:t>
             </w:r>
           </w:p>
         </w:tc>
@@ -7705,7 +7705,7 @@
                 <w:color w:val="333333"/>
                 <w:sz w:val="16"/>
               </w:rPr>
-              <w:t xml:space="preserve">Un compte ; des règles : demandes sur le code et les schémas, relecture et exécution de chaque proposition, journal des essais</w:t>
+              <w:t xml:space="preserve">Un compte ; des règles : demandes sur le code et les schémas, relecture et exécution de chaque proposition, journal des essais</w:t>
             </w:r>
           </w:p>
         </w:tc>
@@ -7725,7 +7725,7 @@
                 <w:color w:val="333333"/>
                 <w:sz w:val="16"/>
               </w:rPr>
-              <w:t xml:space="preserve">Claude en mode Cowork ; ChatGPT</w:t>
+              <w:t xml:space="preserve">Claude en mode Cowork ; ChatGPT</w:t>
             </w:r>
           </w:p>
         </w:tc>
@@ -7748,7 +7748,7 @@
           <w:color w:val="333333"/>
           <w:sz w:val="21"/>
         </w:rPr>
-        <w:t xml:space="preserve">Les seize sources ci-dessous sont nommées, datées et cliquables. Dix ont été consultées en mai et juin 2026, deux sont suivies en continu (lettres et dépôts GitHub) et quatre ont été ajoutées le 25 septembre 2026. Toutes ont été vérifiées une à une ce jour-là : lien valide, version ou date constatée. Chacune porte son niveau de fiabilité : documentation officielle, article scientifique, benchmark public, donnée ouverte ou retour d'expérience. Cette hiérarchie évite de fonder une décision sur un billet de blog isolé.</w:t>
+        <w:t xml:space="preserve">Les seize sources ci-dessous sont nommées, datées et cliquables. Dix ont été consultées en mai et juin 2026, deux sont suivies en continu (lettres et dépôts GitHub) et quatre ont été ajoutées le 25 septembre 2026. Toutes ont été vérifiées une à une ce jour-là : lien valide, version ou date constatée. Chacune porte son niveau de fiabilité : documentation officielle, article scientifique, benchmark public, donnée ouverte ou retour d'expérience. Cette hiérarchie évite de fonder une décision sur un billet de blog isolé.</w:t>
       </w:r>
     </w:p>
     <w:tbl>
@@ -7965,7 +7965,7 @@
                 <w:color w:val="333333"/>
                 <w:sz w:val="17"/>
               </w:rPr>
-              <w:t xml:space="preserve">06/2026 ; 25/09/2026, version 0.33.1</w:t>
+              <w:t xml:space="preserve">06/2026 ; 25/09/2026, version 0.33.1</w:t>
             </w:r>
           </w:p>
         </w:tc>
@@ -8073,7 +8073,7 @@
                 <w:color w:val="333333"/>
                 <w:sz w:val="17"/>
               </w:rPr>
-              <w:t xml:space="preserve">06/2026 ; 25/09/2026, GX Core 1.23.1</w:t>
+              <w:t xml:space="preserve">06/2026 ; 25/09/2026, GX Core 1.23.1</w:t>
             </w:r>
           </w:p>
         </w:tc>
@@ -8181,7 +8181,7 @@
                 <w:color w:val="333333"/>
                 <w:sz w:val="17"/>
               </w:rPr>
-              <w:t xml:space="preserve">06/2026 ; 25/09/2026, version 1.44.2</w:t>
+              <w:t xml:space="preserve">06/2026 ; 25/09/2026, version 1.44.2</w:t>
             </w:r>
           </w:p>
         </w:tc>
@@ -8269,7 +8269,7 @@
                 <w:color w:val="333333"/>
                 <w:sz w:val="17"/>
               </w:rPr>
-              <w:t xml:space="preserve">Ordres de grandeur sur les jointures et agrégations, à confronter à la mesure locale ; DuckDB Labs édite l'un des outils comparés</w:t>
+              <w:t xml:space="preserve">Ordres de grandeur sur les jointures et agrégations, à confronter à la mesure locale ; DuckDB Labs édite l'un des outils comparés</w:t>
             </w:r>
           </w:p>
         </w:tc>
@@ -8289,7 +8289,7 @@
                 <w:color w:val="333333"/>
                 <w:sz w:val="17"/>
               </w:rPr>
-              <w:t xml:space="preserve">06/2026 ; 25/09/2026, résultats du 17/08/2026</w:t>
+              <w:t xml:space="preserve">06/2026 ; 25/09/2026, résultats du 17/08/2026</w:t>
             </w:r>
           </w:p>
         </w:tc>
@@ -8397,7 +8397,7 @@
                 <w:color w:val="333333"/>
                 <w:sz w:val="17"/>
               </w:rPr>
-              <w:t xml:space="preserve">06/2026 ; 25/09/2026, version 1.5</w:t>
+              <w:t xml:space="preserve">06/2026 ; 25/09/2026, version 1.5</w:t>
             </w:r>
           </w:p>
         </w:tc>
@@ -8505,7 +8505,7 @@
                 <w:color w:val="333333"/>
                 <w:sz w:val="17"/>
               </w:rPr>
-              <w:t xml:space="preserve">05/2026 ; 25/09/2026, page de la version du notebook</w:t>
+              <w:t xml:space="preserve">05/2026 ; 25/09/2026, page de la version du notebook</w:t>
             </w:r>
           </w:p>
         </w:tc>
@@ -8613,7 +8613,7 @@
                 <w:color w:val="333333"/>
                 <w:sz w:val="17"/>
               </w:rPr>
-              <w:t xml:space="preserve">05/2026 ; 25/09/2026</w:t>
+              <w:t xml:space="preserve">05/2026 ; 25/09/2026</w:t>
             </w:r>
           </w:p>
         </w:tc>
@@ -8721,7 +8721,7 @@
                 <w:color w:val="333333"/>
                 <w:sz w:val="17"/>
               </w:rPr>
-              <w:t xml:space="preserve">05/2026 ; 25/09/2026, version 0.52.0</w:t>
+              <w:t xml:space="preserve">05/2026 ; 25/09/2026, version 0.52.0</w:t>
             </w:r>
           </w:p>
         </w:tc>
@@ -8829,7 +8829,7 @@
                 <w:color w:val="333333"/>
                 <w:sz w:val="17"/>
               </w:rPr>
-              <w:t xml:space="preserve">05/2026 ; 25/09/2026</w:t>
+              <w:t xml:space="preserve">05/2026 ; 25/09/2026</w:t>
             </w:r>
           </w:p>
         </w:tc>
@@ -8877,7 +8877,7 @@
                 <w:color w:val="333333"/>
                 <w:sz w:val="17"/>
               </w:rPr>
-              <w:t xml:space="preserve">CNIL, « Les questions-réponses de la CNIL sur l'utilisation d'un système d'IA générative », 18 juillet 2024</w:t>
+              <w:t xml:space="preserve">CNIL, « Les questions-réponses de la CNIL sur l'utilisation d'un système d'IA générative », 18 juillet 2024</w:t>
             </w:r>
           </w:p>
         </w:tc>
@@ -8985,7 +8985,7 @@
                 <w:color w:val="333333"/>
                 <w:sz w:val="17"/>
               </w:rPr>
-              <w:t xml:space="preserve">CNIL, page thématique « Intelligence artificielle »</w:t>
+              <w:t xml:space="preserve">CNIL, page thématique « Intelligence artificielle »</w:t>
             </w:r>
           </w:p>
         </w:tc>
@@ -9045,7 +9045,7 @@
                 <w:color w:val="333333"/>
                 <w:sz w:val="17"/>
               </w:rPr>
-              <w:t xml:space="preserve">05/2026 ; 25/09/2026</w:t>
+              <w:t xml:space="preserve">05/2026 ; 25/09/2026</w:t>
             </w:r>
           </w:p>
         </w:tc>
@@ -9153,7 +9153,7 @@
                 <w:color w:val="333333"/>
                 <w:sz w:val="17"/>
               </w:rPr>
-              <w:t xml:space="preserve">En continu ; 25/09/2026</w:t>
+              <w:t xml:space="preserve">En continu ; 25/09/2026</w:t>
             </w:r>
           </w:p>
         </w:tc>
@@ -9307,7 +9307,7 @@
                 <w:color w:val="333333"/>
                 <w:sz w:val="17"/>
               </w:rPr>
-              <w:t xml:space="preserve">En continu ; 25/09/2026</w:t>
+              <w:t xml:space="preserve">En continu ; 25/09/2026</w:t>
             </w:r>
           </w:p>
         </w:tc>
@@ -9709,7 +9709,7 @@
                 <w:color w:val="333333"/>
                 <w:sz w:val="17"/>
               </w:rPr>
-              <w:t xml:space="preserve">INAO, « Aires et produits AOC/AOP et IGP », sur data.gouv.fr</w:t>
+              <w:t xml:space="preserve">INAO, « Aires et produits AOC/AOP et IGP », sur data.gouv.fr</w:t>
             </w:r>
           </w:p>
         </w:tc>
@@ -9820,7 +9820,7 @@
           <w:color w:val="333333"/>
           <w:sz w:val="21"/>
         </w:rPr>
-        <w:t xml:space="preserve">Le critère de sobriété figure dans les quatre comparaisons ; il a pesé sur la décision de garder pandas. J'en tire trois principes.</w:t>
+        <w:t xml:space="preserve">Le critère de sobriété figure dans les quatre comparaisons ; il a pesé sur la décision de garder pandas. J'en tire trois principes.</w:t>
       </w:r>
     </w:p>
     <w:p>
@@ -9905,23 +9905,11 @@
       </w:r>
     </w:p>
     <w:p>
-      <w:r>
-        <w:rPr>
-          <w:rFonts w:ascii="Calibri" w:hAnsi="Calibri"/>
-          <w:b w:val="0"/>
-          <w:i w:val="0"/>
-          <w:color w:val="333333"/>
-          <w:sz w:val="21"/>
-        </w:rPr>
-        <w:t xml:space="preserve">Éviter le suréquipement réduit l'empreinte de calcul et les coûts, et facilite la reprise du travail par un tiers.</w:t>
-      </w:r>
-    </w:p>
-    <w:p>
       <w:pPr>
         <w:pStyle w:val="Heading2"/>
       </w:pPr>
       <w:r>
-        <w:t xml:space="preserve">4.2 Veille métier : le marché du vin et la vente en ligne</w:t>
+        <w:t xml:space="preserve">4.2 Veille métier : le marché du vin et la vente en ligne</w:t>
       </w:r>
     </w:p>
     <w:p>
@@ -9933,7 +9921,7 @@
           <w:color w:val="333333"/>
           <w:sz w:val="21"/>
         </w:rPr>
-        <w:t xml:space="preserve">La veille technique dit comment améliorer le notebook ; la veille métier dit dans quel marché BottleNeck vend, et sous quelles règles. Six sources, vérifiées le 25 septembre 2026, suffisent à situer les chiffres du notebook.</w:t>
+        <w:t xml:space="preserve">La veille technique dit comment améliorer le notebook ; la veille métier dit dans quel marché BottleNeck vend, et sous quelles règles. Six sources, vérifiées le 25 septembre 2026, suffisent à situer les chiffres du notebook.</w:t>
       </w:r>
     </w:p>
     <w:tbl>
@@ -10069,7 +10057,7 @@
                 <w:color w:val="333333"/>
                 <w:sz w:val="16"/>
               </w:rPr>
-              <w:t xml:space="preserve">« State of the World Wine Sector in 2025 »</w:t>
+              <w:t xml:space="preserve">« State of the World Wine Sector in 2025 »</w:t>
             </w:r>
           </w:p>
         </w:tc>
@@ -10109,7 +10097,7 @@
                 <w:color w:val="333333"/>
                 <w:sz w:val="16"/>
               </w:rPr>
-              <w:t xml:space="preserve">Consommation mondiale de 208 millions d'hectolitres en 2025, en baisse de 2,7 % ; France, 22,0 millions, en baisse de 3,2 %. Un marché qui recule : réassort prudent, stock immobilisé à suivre</w:t>
+              <w:t xml:space="preserve">Consommation mondiale de 208 millions d'hectolitres en 2025, en baisse de 2,7 % ; France, 22,0 millions, en baisse de 3,2 %. Un marché qui recule : réassort prudent, stock immobilisé à suivre</w:t>
             </w:r>
           </w:p>
         </w:tc>
@@ -10157,7 +10145,7 @@
                 <w:color w:val="333333"/>
                 <w:sz w:val="16"/>
               </w:rPr>
-              <w:t xml:space="preserve">« Note de conjoncture mensuelle sur la filière viti-vinicole »</w:t>
+              <w:t xml:space="preserve">« Note de conjoncture mensuelle sur la filière viti-vinicole »</w:t>
             </w:r>
           </w:p>
         </w:tc>
@@ -10197,7 +10185,7 @@
                 <w:color w:val="333333"/>
                 <w:sz w:val="16"/>
               </w:rPr>
-              <w:t xml:space="preserve">Prix, consommation et échanges chaque mois : le même rythme que l'analyse mensuelle proposée à BottleNeck</w:t>
+              <w:t xml:space="preserve">Prix, consommation et échanges chaque mois : le même rythme que l'analyse mensuelle proposée à BottleNeck</w:t>
             </w:r>
           </w:p>
         </w:tc>
@@ -10245,7 +10233,7 @@
                 <w:color w:val="333333"/>
                 <w:sz w:val="16"/>
               </w:rPr>
-              <w:t xml:space="preserve">« Aires et produits AOC/AOP et IGP »</w:t>
+              <w:t xml:space="preserve">« Aires et produits AOC/AOP et IGP »</w:t>
             </w:r>
           </w:p>
         </w:tc>
@@ -10333,7 +10321,7 @@
                 <w:color w:val="333333"/>
                 <w:sz w:val="16"/>
               </w:rPr>
-              <w:t xml:space="preserve">« Le e-commerce progresse de 6,6 % au premier semestre 2026 »</w:t>
+              <w:t xml:space="preserve">« Le e-commerce progresse de 6,6 % au premier semestre 2026 »</w:t>
             </w:r>
           </w:p>
         </w:tc>
@@ -10373,7 +10361,7 @@
                 <w:color w:val="333333"/>
                 <w:sz w:val="16"/>
               </w:rPr>
-              <w:t xml:space="preserve">Repères de la vente en ligne : 52,2 milliards d'euros au deuxième trimestre 2026, en hausse de 8,5 % sur un an, panier moyen de 59,7 euros ; aucun chiffre propre au vin</w:t>
+              <w:t xml:space="preserve">Repères de la vente en ligne : 52,2 milliards d'euros au deuxième trimestre 2026, en hausse de 8,5 % sur un an, panier moyen de 59,7 euros ; aucun chiffre propre au vin</w:t>
             </w:r>
           </w:p>
         </w:tc>
@@ -10421,7 +10409,7 @@
                 <w:color w:val="333333"/>
                 <w:sz w:val="16"/>
               </w:rPr>
-              <w:t xml:space="preserve">« En matière d'alcool »</w:t>
+              <w:t xml:space="preserve">« En matière d'alcool »</w:t>
             </w:r>
           </w:p>
         </w:tc>
@@ -10461,7 +10449,7 @@
                 <w:color w:val="333333"/>
                 <w:sz w:val="16"/>
               </w:rPr>
-              <w:t xml:space="preserve">Vente interdite aux mineurs, preuve de majorité exigée ; publicité en ligne permise hors sites destinés à la jeunesse ou au sport, avec le message sanitaire (loi Évin)</w:t>
+              <w:t xml:space="preserve">Vente interdite aux mineurs, preuve de majorité exigée ; publicité en ligne permise hors sites destinés à la jeunesse ou au sport, avec le message sanitaire (loi Évin)</w:t>
             </w:r>
           </w:p>
         </w:tc>
@@ -10509,7 +10497,7 @@
                 <w:color w:val="333333"/>
                 <w:sz w:val="16"/>
               </w:rPr>
-              <w:t xml:space="preserve">« E-commerce : les règles entre professionnels et consommateurs »</w:t>
+              <w:t xml:space="preserve">« E-commerce : les règles entre professionnels et consommateurs »</w:t>
             </w:r>
           </w:p>
         </w:tc>
@@ -10549,7 +10537,7 @@
                 <w:color w:val="333333"/>
                 <w:sz w:val="16"/>
               </w:rPr>
-              <w:t xml:space="preserve">Information avant la commande, droit de rétractation de 14 jours, livraison sous 30 jours au plus tard : le cadre du site marchand</w:t>
+              <w:t xml:space="preserve">Information avant la commande, droit de rétractation de 14 jours, livraison sous 30 jours au plus tard : le cadre du site marchand</w:t>
             </w:r>
           </w:p>
         </w:tc>
@@ -10597,7 +10585,7 @@
           <w:color w:val="333333"/>
           <w:sz w:val="21"/>
         </w:rPr>
-        <w:t xml:space="preserve"> Le marché recule en volume : l'enjeu est moins de vendre plus que de mieux répartir le stock, ce qui conforte le besoin retenu (réassort et stock immobilisé, essai C du notebook complémentaire). La liste de l'INAO est la source ouverte la plus utile pour enrichir le catalogue. Les règles sur l'alcool et la vente en ligne encadrent toute ouverture des avis ou toute action commerciale proposée à la direction.</w:t>
+        <w:t xml:space="preserve"> Le marché recule en volume : l'enjeu est moins de vendre plus que de mieux répartir le stock, ce qui conforte le besoin retenu (réassort et stock immobilisé, essai C du notebook complémentaire). La liste de l'INAO est la source ouverte la plus utile pour enrichir le catalogue. Les règles sur l'alcool et la vente en ligne encadrent toute ouverture des avis ou toute action commerciale proposée à la direction.</w:t>
       </w:r>
     </w:p>
     <w:p>
@@ -10807,7 +10795,7 @@
                 <w:color w:val="333333"/>
                 <w:sz w:val="17"/>
               </w:rPr>
-              <w:t xml:space="preserve">Les assistants ont été sollicités sur la structure du code. L'assistant de bureau a lu les sorties du notebook qu'il exécutait ; les fichiers, sans donnée personnelle, ont été confiés à son environnement pour des vérifications en septembre</w:t>
+              <w:t xml:space="preserve">Les assistants ont été sollicités sur la structure du code. L'assistant de bureau a lu les sorties du notebook qu'il exécutait ; les fichiers, sans donnée personnelle, ont été confiés à son environnement pour des vérifications, en septembre et en octobre</w:t>
             </w:r>
           </w:p>
         </w:tc>
@@ -10828,7 +10816,7 @@
                 <w:color w:val="333333"/>
                 <w:sz w:val="17"/>
               </w:rPr>
-              <w:t xml:space="preserve">Demandes limitées aux schémas et aux noms de colonnes ; chaque accès aux fichiers est noté au journal des essais</w:t>
+              <w:t xml:space="preserve">Demandes limitées aux schémas et aux noms de colonnes ; chaque accès aux fichiers est noté au journal des essais</w:t>
             </w:r>
           </w:p>
         </w:tc>
@@ -10873,7 +10861,7 @@
                 <w:color w:val="333333"/>
                 <w:sz w:val="17"/>
               </w:rPr>
-              <w:t xml:space="preserve">Les essais faits avec Claude sont consignés, retenus ou écartés ; les demandes de juin à août sont reconstituées et signalées comme telles. ChatGPT a servi surtout pour la rédaction, la relecture, la recherche d'idées et le code ; ces échanges n'ont pas été archivés</w:t>
+              <w:t xml:space="preserve">Les essais faits avec Claude sont consignés, retenus ou écartés ; les demandes de juin à août sont reconstituées et signalées comme telles. ChatGPT a servi surtout pour la rédaction, la relecture, la recherche d'idées et le code ; ces échanges n'ont pas été archivés</w:t>
             </w:r>
           </w:p>
         </w:tc>
@@ -10893,7 +10881,7 @@
                 <w:color w:val="333333"/>
                 <w:sz w:val="17"/>
               </w:rPr>
-              <w:t>Journal des essais dans la documentation de la démarche : demande, variantes, résultat, décision</w:t>
+              <w:t>Journal des essais dans la documentation de la démarche : demande, variantes, résultat, décision</w:t>
             </w:r>
           </w:p>
         </w:tc>
@@ -10940,7 +10928,7 @@
                 <w:color w:val="333333"/>
                 <w:sz w:val="17"/>
               </w:rPr>
-              <w:t xml:space="preserve">Chaque sortie d'assistant est exécutée et vérifiée avant d'être intégrée. Exception : les essais C et D du 25 septembre, chiffres recalculés par l'assistant dans un script séparé ; ma relecture est prévue avant la séance 3</w:t>
+              <w:t xml:space="preserve">Chaque sortie d'assistant est exécutée et vérifiée avant d'être intégrée. Exception : les essais C et D du 25 septembre, chiffres recalculés par l'assistant dans un script séparé ; ma relecture est en cours</w:t>
             </w:r>
           </w:p>
         </w:tc>
@@ -11006,7 +10994,7 @@
                 <w:color w:val="333333"/>
                 <w:sz w:val="17"/>
               </w:rPr>
-              <w:t xml:space="preserve">Versions des bibliothèques listées, graine fixée ; mêmes chiffres métier sur mon poste le 25 septembre et dans un environnement neuf, installé avec le requirements.txt, le 28 septembre</w:t>
+              <w:t xml:space="preserve">Versions des bibliothèques listées, graine fixée ; mêmes chiffres métier sur mon poste le 25 septembre, puis dans un environnement neuf installé avec le requirements.txt, le 28 septembre chez l'assistant et le 30 septembre sur mon poste</w:t>
             </w:r>
           </w:p>
         </w:tc>
@@ -11271,7 +11259,7 @@
                 <w:color w:val="333333"/>
                 <w:sz w:val="17"/>
               </w:rPr>
-              <w:t xml:space="preserve">9 lignes de l'ERP en infraction isolées sur 825 ; contrat de 14 lignes, là où les neuf contrôles manuels en demandaient environ 55</w:t>
+              <w:t xml:space="preserve">9 lignes de l'ERP en infraction isolées sur 825 ; contrat de 14 lignes, là où les neuf contrôles manuels en demandaient environ 55</w:t>
             </w:r>
           </w:p>
         </w:tc>
@@ -11376,7 +11364,7 @@
                 <w:color w:val="333333"/>
                 <w:sz w:val="17"/>
               </w:rPr>
-              <w:t xml:space="preserve">Aucun gain au volume actuel. À deux millions de lignes : Polars 4,1 fois et DuckDB 2,9 fois plus rapides le 4 août, 8,1 et 5,7 fois sur mon poste le 25 septembre</w:t>
+              <w:t xml:space="preserve">Aucun gain au volume actuel. À deux millions de lignes : Polars 4,1 fois et DuckDB 2,9 fois plus rapides le 4 août, 8,1 et 5,7 fois sur mon poste le 25 septembre</w:t>
             </w:r>
           </w:p>
         </w:tc>
@@ -11586,7 +11574,7 @@
                 <w:color w:val="333333"/>
                 <w:sz w:val="17"/>
               </w:rPr>
-              <w:t xml:space="preserve">Stock premier facteur sur les cinq partitions testées ; pouvoir explicatif de 0,53 à 0,76 selon la partition</w:t>
+              <w:t xml:space="preserve">Stock premier facteur sur les cinq partitions testées ; pouvoir explicatif de 0,53 à 0,76 selon la partition</w:t>
             </w:r>
           </w:p>
         </w:tc>
@@ -11606,7 +11594,7 @@
                 <w:color w:val="333333"/>
                 <w:sz w:val="17"/>
               </w:rPr>
-              <w:t xml:space="preserve">Qualité de l'explication, locale et globale ; lecture causale à éviter</w:t>
+              <w:t xml:space="preserve">Qualité de l'explication, locale et globale ; lecture causale à éviter</w:t>
             </w:r>
           </w:p>
         </w:tc>
@@ -11761,7 +11749,7 @@
           <w:color w:val="333333"/>
           <w:sz w:val="21"/>
         </w:rPr>
-        <w:t xml:space="preserve">Les trois captures ci-dessous ont été prises le 17 septembre 2026 sur les comptes utilisés pour le projet. Elles montrent le dispositif décrit en section 2.2 tel qu'il tourne : l'agrégateur de flux, le suivi des versions et les alertes de publications. Les lettres d'information arrivent par courriel et n'appellent pas de capture.</w:t>
+        <w:t xml:space="preserve">Les trois captures ci-dessous ont été prises le 17 septembre 2026 sur les comptes utilisés pour le projet. Elles montrent le dispositif décrit en section 2.2 tel qu'il tourne : l'agrégateur de flux, le suivi des versions et les alertes de publications. Les lettres d'information arrivent par courriel et n'appellent pas de capture.</w:t>
       </w:r>
     </w:p>
     <w:p>
@@ -11817,7 +11805,7 @@
           <w:color w:val="64748B"/>
           <w:sz w:val="17"/>
         </w:rPr>
-        <w:t xml:space="preserve">Figure A1. Feedly, dossier « Veille data, projet 13 » : les huit flux suivis (blogs de DuckDB et de Polars, notes de version de pandera, polars, scikit-learn, shap, duckdb et pandas). Parmi les derniers articles reçus, l'annonce de scikit-learn 1.9.1, reçue le 11 septembre 2026.</w:t>
+        <w:t xml:space="preserve">Figure A1. Feedly, dossier « Veille data, projet 13 » : les huit flux suivis (blogs de DuckDB et de Polars, notes de version de pandera, polars, scikit-learn, shap, duckdb et pandas). Parmi les derniers articles reçus, l'annonce de scikit-learn 1.9.1, reçue le 11 septembre 2026.</w:t>
       </w:r>
     </w:p>
     <w:p>
@@ -11873,7 +11861,7 @@
           <w:color w:val="64748B"/>
           <w:sz w:val="17"/>
         </w:rPr>
-        <w:t xml:space="preserve">Figure A2. GitHub, page « Watching » du compte : les dépôts unionai-oss/pandera, pola-rs/polars, duckdb/duckdb et shap/shap suivis en mode personnalisé, notification à chaque publication de version.</w:t>
+        <w:t xml:space="preserve">Figure A2. GitHub, page « Watching » du compte : les dépôts unionai-oss/pandera, pola-rs/polars, duckdb/duckdb et shap/shap suivis en mode personnalisé, notification à chaque publication de version.</w:t>
       </w:r>
     </w:p>
     <w:p>
@@ -11929,7 +11917,7 @@
           <w:color w:val="64748B"/>
           <w:sz w:val="17"/>
         </w:rPr>
-        <w:t xml:space="preserve">Figure A3. Google Scholar : les deux alertes hebdomadaires, « dataframe validation schema pandas » et « SHAP model interpretability retail sales », créées le 17 septembre 2026.</w:t>
+        <w:t xml:space="preserve">Figure A3. Google Scholar : les deux alertes hebdomadaires, « dataframe validation schema pandas » et « SHAP model interpretability retail sales », créées le 17 septembre 2026.</w:t>
       </w:r>
     </w:p>
     <w:sectPr>
@@ -12223,7 +12211,7 @@
         <w:rFonts w:asciiTheme="minorHAnsi" w:eastAsiaTheme="minorEastAsia" w:hAnsiTheme="minorHAnsi" w:cstheme="minorBidi"/>
         <w:sz w:val="22"/>
         <w:szCs w:val="22"/>
-        <w:lang w:val="en-US" w:eastAsia="en-US" w:bidi="ar-SA"/>
+        <w:lang w:val="fr-FR" w:eastAsia="en-US" w:bidi="ar-SA"/>
       </w:rPr>
     </w:rPrDefault>
     <w:pPrDefault>

--- a/livrables/Lippens_Charles_2_veille_092026.docx
+++ b/livrables/Lippens_Charles_2_veille_092026.docx
@@ -177,19 +177,678 @@
       </w:r>
     </w:p>
     <w:p>
+      <w:pPr>
+        <w:tabs>
+          <w:tab w:val="right" w:leader="dot" w:pos="9298"/>
+        </w:tabs>
+        <w:spacing w:after="40"/>
+        <w:ind w:left="0"/>
+      </w:pPr>
       <w:r>
-        <w:fldChar w:fldCharType="begin" w:dirty="true"/>
+        <w:fldChar w:fldCharType="begin"/>
+      </w:r>
+      <w:r>
         <w:instrText xml:space="preserve">TOC \o "1-3" \h \z \u</w:instrText>
+      </w:r>
+      <w:r>
         <w:fldChar w:fldCharType="separate"/>
       </w:r>
-      <w:r>
-        <w:rPr>
-          <w:i/>
-          <w:color w:val="64748B"/>
-          <w:sz w:val="18"/>
-        </w:rPr>
-        <w:t>Ouvrez le document dans Word puis appuyez sur F9 pour actualiser le sommaire.</w:t>
-      </w:r>
+      <w:hyperlink w:anchor="_TocP130001" w:history="1">
+        <w:r>
+          <w:rPr>
+            <w:rFonts w:ascii="Calibri" w:hAnsi="Calibri"/>
+            <w:color w:val="1F2937"/>
+            <w:sz w:val="21"/>
+          </w:rPr>
+          <w:t xml:space="preserve">1. Le besoin de veille</w:t>
+        </w:r>
+        <w:r>
+          <w:rPr>
+            <w:rFonts w:ascii="Calibri" w:hAnsi="Calibri"/>
+            <w:color w:val="1F2937"/>
+            <w:sz w:val="21"/>
+          </w:rPr>
+          <w:tab/>
+        </w:r>
+        <w:r>
+          <w:rPr>
+            <w:rFonts w:ascii="Calibri" w:hAnsi="Calibri"/>
+            <w:color w:val="1F2937"/>
+            <w:sz w:val="21"/>
+          </w:rPr>
+          <w:t>3</w:t>
+        </w:r>
+      </w:hyperlink>
+    </w:p>
+    <w:p>
+      <w:pPr>
+        <w:tabs>
+          <w:tab w:val="right" w:leader="dot" w:pos="9298"/>
+        </w:tabs>
+        <w:spacing w:after="40"/>
+        <w:ind w:left="340"/>
+      </w:pPr>
+      <w:hyperlink w:anchor="_TocP130002" w:history="1">
+        <w:r>
+          <w:rPr>
+            <w:rFonts w:ascii="Calibri" w:hAnsi="Calibri"/>
+            <w:color w:val="1F2937"/>
+            <w:sz w:val="21"/>
+          </w:rPr>
+          <w:t xml:space="preserve">1.1 Les quatre axes qui en découlent</w:t>
+        </w:r>
+        <w:r>
+          <w:rPr>
+            <w:rFonts w:ascii="Calibri" w:hAnsi="Calibri"/>
+            <w:color w:val="1F2937"/>
+            <w:sz w:val="21"/>
+          </w:rPr>
+          <w:tab/>
+        </w:r>
+        <w:r>
+          <w:rPr>
+            <w:rFonts w:ascii="Calibri" w:hAnsi="Calibri"/>
+            <w:color w:val="1F2937"/>
+            <w:sz w:val="21"/>
+          </w:rPr>
+          <w:t>3</w:t>
+        </w:r>
+      </w:hyperlink>
+    </w:p>
+    <w:p>
+      <w:pPr>
+        <w:tabs>
+          <w:tab w:val="right" w:leader="dot" w:pos="9298"/>
+        </w:tabs>
+        <w:spacing w:after="40"/>
+        <w:ind w:left="0"/>
+      </w:pPr>
+      <w:hyperlink w:anchor="_TocP130003" w:history="1">
+        <w:r>
+          <w:rPr>
+            <w:rFonts w:ascii="Calibri" w:hAnsi="Calibri"/>
+            <w:color w:val="1F2937"/>
+            <w:sz w:val="21"/>
+          </w:rPr>
+          <w:t xml:space="preserve">2. Méthodologie et système de veille</w:t>
+        </w:r>
+        <w:r>
+          <w:rPr>
+            <w:rFonts w:ascii="Calibri" w:hAnsi="Calibri"/>
+            <w:color w:val="1F2937"/>
+            <w:sz w:val="21"/>
+          </w:rPr>
+          <w:tab/>
+        </w:r>
+        <w:r>
+          <w:rPr>
+            <w:rFonts w:ascii="Calibri" w:hAnsi="Calibri"/>
+            <w:color w:val="1F2937"/>
+            <w:sz w:val="21"/>
+          </w:rPr>
+          <w:t>3</w:t>
+        </w:r>
+      </w:hyperlink>
+    </w:p>
+    <w:p>
+      <w:pPr>
+        <w:tabs>
+          <w:tab w:val="right" w:leader="dot" w:pos="9298"/>
+        </w:tabs>
+        <w:spacing w:after="40"/>
+        <w:ind w:left="340"/>
+      </w:pPr>
+      <w:hyperlink w:anchor="_TocP130004" w:history="1">
+        <w:r>
+          <w:rPr>
+            <w:rFonts w:ascii="Calibri" w:hAnsi="Calibri"/>
+            <w:color w:val="1F2937"/>
+            <w:sz w:val="21"/>
+          </w:rPr>
+          <w:t xml:space="preserve">2.1 Les sept critères d'évaluation</w:t>
+        </w:r>
+        <w:r>
+          <w:rPr>
+            <w:rFonts w:ascii="Calibri" w:hAnsi="Calibri"/>
+            <w:color w:val="1F2937"/>
+            <w:sz w:val="21"/>
+          </w:rPr>
+          <w:tab/>
+        </w:r>
+        <w:r>
+          <w:rPr>
+            <w:rFonts w:ascii="Calibri" w:hAnsi="Calibri"/>
+            <w:color w:val="1F2937"/>
+            <w:sz w:val="21"/>
+          </w:rPr>
+          <w:t>3</w:t>
+        </w:r>
+      </w:hyperlink>
+    </w:p>
+    <w:p>
+      <w:pPr>
+        <w:tabs>
+          <w:tab w:val="right" w:leader="dot" w:pos="9298"/>
+        </w:tabs>
+        <w:spacing w:after="40"/>
+        <w:ind w:left="340"/>
+      </w:pPr>
+      <w:hyperlink w:anchor="_TocP130005" w:history="1">
+        <w:r>
+          <w:rPr>
+            <w:rFonts w:ascii="Calibri" w:hAnsi="Calibri"/>
+            <w:color w:val="1F2937"/>
+            <w:sz w:val="21"/>
+          </w:rPr>
+          <w:t xml:space="preserve">2.2 Sources et automatisation</w:t>
+        </w:r>
+        <w:r>
+          <w:rPr>
+            <w:rFonts w:ascii="Calibri" w:hAnsi="Calibri"/>
+            <w:color w:val="1F2937"/>
+            <w:sz w:val="21"/>
+          </w:rPr>
+          <w:tab/>
+        </w:r>
+        <w:r>
+          <w:rPr>
+            <w:rFonts w:ascii="Calibri" w:hAnsi="Calibri"/>
+            <w:color w:val="1F2937"/>
+            <w:sz w:val="21"/>
+          </w:rPr>
+          <w:t>4</w:t>
+        </w:r>
+      </w:hyperlink>
+    </w:p>
+    <w:p>
+      <w:pPr>
+        <w:tabs>
+          <w:tab w:val="right" w:leader="dot" w:pos="9298"/>
+        </w:tabs>
+        <w:spacing w:after="40"/>
+        <w:ind w:left="0"/>
+      </w:pPr>
+      <w:hyperlink w:anchor="_TocP130006" w:history="1">
+        <w:r>
+          <w:rPr>
+            <w:rFonts w:ascii="Calibri" w:hAnsi="Calibri"/>
+            <w:color w:val="1F2937"/>
+            <w:sz w:val="21"/>
+          </w:rPr>
+          <w:t xml:space="preserve">3. Cartographie des solutions, axe par axe</w:t>
+        </w:r>
+        <w:r>
+          <w:rPr>
+            <w:rFonts w:ascii="Calibri" w:hAnsi="Calibri"/>
+            <w:color w:val="1F2937"/>
+            <w:sz w:val="21"/>
+          </w:rPr>
+          <w:tab/>
+        </w:r>
+        <w:r>
+          <w:rPr>
+            <w:rFonts w:ascii="Calibri" w:hAnsi="Calibri"/>
+            <w:color w:val="1F2937"/>
+            <w:sz w:val="21"/>
+          </w:rPr>
+          <w:t>4</w:t>
+        </w:r>
+      </w:hyperlink>
+    </w:p>
+    <w:p>
+      <w:pPr>
+        <w:tabs>
+          <w:tab w:val="right" w:leader="dot" w:pos="9298"/>
+        </w:tabs>
+        <w:spacing w:after="40"/>
+        <w:ind w:left="340"/>
+      </w:pPr>
+      <w:hyperlink w:anchor="_TocP130007" w:history="1">
+        <w:r>
+          <w:rPr>
+            <w:rFonts w:ascii="Calibri" w:hAnsi="Calibri"/>
+            <w:color w:val="1F2937"/>
+            <w:sz w:val="21"/>
+          </w:rPr>
+          <w:t xml:space="preserve">3.1 Axe 1, qualité des données</w:t>
+        </w:r>
+        <w:r>
+          <w:rPr>
+            <w:rFonts w:ascii="Calibri" w:hAnsi="Calibri"/>
+            <w:color w:val="1F2937"/>
+            <w:sz w:val="21"/>
+          </w:rPr>
+          <w:tab/>
+        </w:r>
+        <w:r>
+          <w:rPr>
+            <w:rFonts w:ascii="Calibri" w:hAnsi="Calibri"/>
+            <w:color w:val="1F2937"/>
+            <w:sz w:val="21"/>
+          </w:rPr>
+          <w:t>5</w:t>
+        </w:r>
+      </w:hyperlink>
+    </w:p>
+    <w:p>
+      <w:pPr>
+        <w:tabs>
+          <w:tab w:val="right" w:leader="dot" w:pos="9298"/>
+        </w:tabs>
+        <w:spacing w:after="40"/>
+        <w:ind w:left="340"/>
+      </w:pPr>
+      <w:hyperlink w:anchor="_TocP130008" w:history="1">
+        <w:r>
+          <w:rPr>
+            <w:rFonts w:ascii="Calibri" w:hAnsi="Calibri"/>
+            <w:color w:val="1F2937"/>
+            <w:sz w:val="21"/>
+          </w:rPr>
+          <w:t xml:space="preserve">3.2 Axe 2, performance et reproductibilité</w:t>
+        </w:r>
+        <w:r>
+          <w:rPr>
+            <w:rFonts w:ascii="Calibri" w:hAnsi="Calibri"/>
+            <w:color w:val="1F2937"/>
+            <w:sz w:val="21"/>
+          </w:rPr>
+          <w:tab/>
+        </w:r>
+        <w:r>
+          <w:rPr>
+            <w:rFonts w:ascii="Calibri" w:hAnsi="Calibri"/>
+            <w:color w:val="1F2937"/>
+            <w:sz w:val="21"/>
+          </w:rPr>
+          <w:t>5</w:t>
+        </w:r>
+      </w:hyperlink>
+    </w:p>
+    <w:p>
+      <w:pPr>
+        <w:tabs>
+          <w:tab w:val="right" w:leader="dot" w:pos="9298"/>
+        </w:tabs>
+        <w:spacing w:after="40"/>
+        <w:ind w:left="340"/>
+      </w:pPr>
+      <w:hyperlink w:anchor="_TocP130009" w:history="1">
+        <w:r>
+          <w:rPr>
+            <w:rFonts w:ascii="Calibri" w:hAnsi="Calibri"/>
+            <w:color w:val="1F2937"/>
+            <w:sz w:val="21"/>
+          </w:rPr>
+          <w:t xml:space="preserve">3.3 Axe 3, détection d'anomalies</w:t>
+        </w:r>
+        <w:r>
+          <w:rPr>
+            <w:rFonts w:ascii="Calibri" w:hAnsi="Calibri"/>
+            <w:color w:val="1F2937"/>
+            <w:sz w:val="21"/>
+          </w:rPr>
+          <w:tab/>
+        </w:r>
+        <w:r>
+          <w:rPr>
+            <w:rFonts w:ascii="Calibri" w:hAnsi="Calibri"/>
+            <w:color w:val="1F2937"/>
+            <w:sz w:val="21"/>
+          </w:rPr>
+          <w:t>6</w:t>
+        </w:r>
+      </w:hyperlink>
+    </w:p>
+    <w:p>
+      <w:pPr>
+        <w:tabs>
+          <w:tab w:val="right" w:leader="dot" w:pos="9298"/>
+        </w:tabs>
+        <w:spacing w:after="40"/>
+        <w:ind w:left="340"/>
+      </w:pPr>
+      <w:hyperlink w:anchor="_TocP130010" w:history="1">
+        <w:r>
+          <w:rPr>
+            <w:rFonts w:ascii="Calibri" w:hAnsi="Calibri"/>
+            <w:color w:val="1F2937"/>
+            <w:sz w:val="21"/>
+          </w:rPr>
+          <w:t xml:space="preserve">3.4 Axe 4, interprétabilité et documentation assistée</w:t>
+        </w:r>
+        <w:r>
+          <w:rPr>
+            <w:rFonts w:ascii="Calibri" w:hAnsi="Calibri"/>
+            <w:color w:val="1F2937"/>
+            <w:sz w:val="21"/>
+          </w:rPr>
+          <w:tab/>
+        </w:r>
+        <w:r>
+          <w:rPr>
+            <w:rFonts w:ascii="Calibri" w:hAnsi="Calibri"/>
+            <w:color w:val="1F2937"/>
+            <w:sz w:val="21"/>
+          </w:rPr>
+          <w:t>7</w:t>
+        </w:r>
+      </w:hyperlink>
+    </w:p>
+    <w:p>
+      <w:pPr>
+        <w:tabs>
+          <w:tab w:val="right" w:leader="dot" w:pos="9298"/>
+        </w:tabs>
+        <w:spacing w:after="40"/>
+        <w:ind w:left="340"/>
+      </w:pPr>
+      <w:hyperlink w:anchor="_TocP130011" w:history="1">
+        <w:r>
+          <w:rPr>
+            <w:rFonts w:ascii="Calibri" w:hAnsi="Calibri"/>
+            <w:color w:val="1F2937"/>
+            <w:sz w:val="21"/>
+          </w:rPr>
+          <w:t xml:space="preserve">3.5 La matrice des options sur les sept critères</w:t>
+        </w:r>
+        <w:r>
+          <w:rPr>
+            <w:rFonts w:ascii="Calibri" w:hAnsi="Calibri"/>
+            <w:color w:val="1F2937"/>
+            <w:sz w:val="21"/>
+          </w:rPr>
+          <w:tab/>
+        </w:r>
+        <w:r>
+          <w:rPr>
+            <w:rFonts w:ascii="Calibri" w:hAnsi="Calibri"/>
+            <w:color w:val="1F2937"/>
+            <w:sz w:val="21"/>
+          </w:rPr>
+          <w:t>7</w:t>
+        </w:r>
+      </w:hyperlink>
+    </w:p>
+    <w:p>
+      <w:pPr>
+        <w:tabs>
+          <w:tab w:val="right" w:leader="dot" w:pos="9298"/>
+        </w:tabs>
+        <w:spacing w:after="40"/>
+        <w:ind w:left="340"/>
+      </w:pPr>
+      <w:hyperlink w:anchor="_TocP130012" w:history="1">
+        <w:r>
+          <w:rPr>
+            <w:rFonts w:ascii="Calibri" w:hAnsi="Calibri"/>
+            <w:color w:val="1F2937"/>
+            <w:sz w:val="21"/>
+          </w:rPr>
+          <w:t xml:space="preserve">3.6 Cas d'usage et prérequis de chaque solution</w:t>
+        </w:r>
+        <w:r>
+          <w:rPr>
+            <w:rFonts w:ascii="Calibri" w:hAnsi="Calibri"/>
+            <w:color w:val="1F2937"/>
+            <w:sz w:val="21"/>
+          </w:rPr>
+          <w:tab/>
+        </w:r>
+        <w:r>
+          <w:rPr>
+            <w:rFonts w:ascii="Calibri" w:hAnsi="Calibri"/>
+            <w:color w:val="1F2937"/>
+            <w:sz w:val="21"/>
+          </w:rPr>
+          <w:t>9</w:t>
+        </w:r>
+      </w:hyperlink>
+    </w:p>
+    <w:p>
+      <w:pPr>
+        <w:tabs>
+          <w:tab w:val="right" w:leader="dot" w:pos="9298"/>
+        </w:tabs>
+        <w:spacing w:after="40"/>
+        <w:ind w:left="0"/>
+      </w:pPr>
+      <w:hyperlink w:anchor="_TocP130013" w:history="1">
+        <w:r>
+          <w:rPr>
+            <w:rFonts w:ascii="Calibri" w:hAnsi="Calibri"/>
+            <w:color w:val="1F2937"/>
+            <w:sz w:val="21"/>
+          </w:rPr>
+          <w:t xml:space="preserve">4. Sources fiables, datées et hiérarchisées</w:t>
+        </w:r>
+        <w:r>
+          <w:rPr>
+            <w:rFonts w:ascii="Calibri" w:hAnsi="Calibri"/>
+            <w:color w:val="1F2937"/>
+            <w:sz w:val="21"/>
+          </w:rPr>
+          <w:tab/>
+        </w:r>
+        <w:r>
+          <w:rPr>
+            <w:rFonts w:ascii="Calibri" w:hAnsi="Calibri"/>
+            <w:color w:val="1F2937"/>
+            <w:sz w:val="21"/>
+          </w:rPr>
+          <w:t>9</w:t>
+        </w:r>
+      </w:hyperlink>
+    </w:p>
+    <w:p>
+      <w:pPr>
+        <w:tabs>
+          <w:tab w:val="right" w:leader="dot" w:pos="9298"/>
+        </w:tabs>
+        <w:spacing w:after="40"/>
+        <w:ind w:left="340"/>
+      </w:pPr>
+      <w:hyperlink w:anchor="_TocP130014" w:history="1">
+        <w:r>
+          <w:rPr>
+            <w:rFonts w:ascii="Calibri" w:hAnsi="Calibri"/>
+            <w:color w:val="1F2937"/>
+            <w:sz w:val="21"/>
+          </w:rPr>
+          <w:t xml:space="preserve">4.1 Développement durable et sobriété</w:t>
+        </w:r>
+        <w:r>
+          <w:rPr>
+            <w:rFonts w:ascii="Calibri" w:hAnsi="Calibri"/>
+            <w:color w:val="1F2937"/>
+            <w:sz w:val="21"/>
+          </w:rPr>
+          <w:tab/>
+        </w:r>
+        <w:r>
+          <w:rPr>
+            <w:rFonts w:ascii="Calibri" w:hAnsi="Calibri"/>
+            <w:color w:val="1F2937"/>
+            <w:sz w:val="21"/>
+          </w:rPr>
+          <w:t>11</w:t>
+        </w:r>
+      </w:hyperlink>
+    </w:p>
+    <w:p>
+      <w:pPr>
+        <w:tabs>
+          <w:tab w:val="right" w:leader="dot" w:pos="9298"/>
+        </w:tabs>
+        <w:spacing w:after="40"/>
+        <w:ind w:left="340"/>
+      </w:pPr>
+      <w:hyperlink w:anchor="_TocP130015" w:history="1">
+        <w:r>
+          <w:rPr>
+            <w:rFonts w:ascii="Calibri" w:hAnsi="Calibri"/>
+            <w:color w:val="1F2937"/>
+            <w:sz w:val="21"/>
+          </w:rPr>
+          <w:t xml:space="preserve">4.2 Veille métier : le marché du vin et la vente en ligne</w:t>
+        </w:r>
+        <w:r>
+          <w:rPr>
+            <w:rFonts w:ascii="Calibri" w:hAnsi="Calibri"/>
+            <w:color w:val="1F2937"/>
+            <w:sz w:val="21"/>
+          </w:rPr>
+          <w:tab/>
+        </w:r>
+        <w:r>
+          <w:rPr>
+            <w:rFonts w:ascii="Calibri" w:hAnsi="Calibri"/>
+            <w:color w:val="1F2937"/>
+            <w:sz w:val="21"/>
+          </w:rPr>
+          <w:t>11</w:t>
+        </w:r>
+      </w:hyperlink>
+    </w:p>
+    <w:p>
+      <w:pPr>
+        <w:tabs>
+          <w:tab w:val="right" w:leader="dot" w:pos="9298"/>
+        </w:tabs>
+        <w:spacing w:after="40"/>
+        <w:ind w:left="0"/>
+      </w:pPr>
+      <w:hyperlink w:anchor="_TocP130016" w:history="1">
+        <w:r>
+          <w:rPr>
+            <w:rFonts w:ascii="Calibri" w:hAnsi="Calibri"/>
+            <w:color w:val="1F2937"/>
+            <w:sz w:val="21"/>
+          </w:rPr>
+          <w:t xml:space="preserve">5. Sécurité, conformité et usage responsable de l'IA</w:t>
+        </w:r>
+        <w:r>
+          <w:rPr>
+            <w:rFonts w:ascii="Calibri" w:hAnsi="Calibri"/>
+            <w:color w:val="1F2937"/>
+            <w:sz w:val="21"/>
+          </w:rPr>
+          <w:tab/>
+        </w:r>
+        <w:r>
+          <w:rPr>
+            <w:rFonts w:ascii="Calibri" w:hAnsi="Calibri"/>
+            <w:color w:val="1F2937"/>
+            <w:sz w:val="21"/>
+          </w:rPr>
+          <w:t>12</w:t>
+        </w:r>
+      </w:hyperlink>
+    </w:p>
+    <w:p>
+      <w:pPr>
+        <w:tabs>
+          <w:tab w:val="right" w:leader="dot" w:pos="9298"/>
+        </w:tabs>
+        <w:spacing w:after="40"/>
+        <w:ind w:left="0"/>
+      </w:pPr>
+      <w:hyperlink w:anchor="_TocP130017" w:history="1">
+        <w:r>
+          <w:rPr>
+            <w:rFonts w:ascii="Calibri" w:hAnsi="Calibri"/>
+            <w:color w:val="1F2937"/>
+            <w:sz w:val="21"/>
+          </w:rPr>
+          <w:t xml:space="preserve">6. Synthèse et amélioration continue</w:t>
+        </w:r>
+        <w:r>
+          <w:rPr>
+            <w:rFonts w:ascii="Calibri" w:hAnsi="Calibri"/>
+            <w:color w:val="1F2937"/>
+            <w:sz w:val="21"/>
+          </w:rPr>
+          <w:tab/>
+        </w:r>
+        <w:r>
+          <w:rPr>
+            <w:rFonts w:ascii="Calibri" w:hAnsi="Calibri"/>
+            <w:color w:val="1F2937"/>
+            <w:sz w:val="21"/>
+          </w:rPr>
+          <w:t>12</w:t>
+        </w:r>
+      </w:hyperlink>
+    </w:p>
+    <w:p>
+      <w:pPr>
+        <w:tabs>
+          <w:tab w:val="right" w:leader="dot" w:pos="9298"/>
+        </w:tabs>
+        <w:spacing w:after="40"/>
+        <w:ind w:left="340"/>
+      </w:pPr>
+      <w:hyperlink w:anchor="_TocP130018" w:history="1">
+        <w:r>
+          <w:rPr>
+            <w:rFonts w:ascii="Calibri" w:hAnsi="Calibri"/>
+            <w:color w:val="1F2937"/>
+            <w:sz w:val="21"/>
+          </w:rPr>
+          <w:t xml:space="preserve">6.1 Pistes d'amélioration continue</w:t>
+        </w:r>
+        <w:r>
+          <w:rPr>
+            <w:rFonts w:ascii="Calibri" w:hAnsi="Calibri"/>
+            <w:color w:val="1F2937"/>
+            <w:sz w:val="21"/>
+          </w:rPr>
+          <w:tab/>
+        </w:r>
+        <w:r>
+          <w:rPr>
+            <w:rFonts w:ascii="Calibri" w:hAnsi="Calibri"/>
+            <w:color w:val="1F2937"/>
+            <w:sz w:val="21"/>
+          </w:rPr>
+          <w:t>13</w:t>
+        </w:r>
+      </w:hyperlink>
+    </w:p>
+    <w:p>
+      <w:pPr>
+        <w:tabs>
+          <w:tab w:val="right" w:leader="dot" w:pos="9298"/>
+        </w:tabs>
+        <w:spacing w:after="40"/>
+        <w:ind w:left="0"/>
+      </w:pPr>
+      <w:hyperlink w:anchor="_TocP130019" w:history="1">
+        <w:r>
+          <w:rPr>
+            <w:rFonts w:ascii="Calibri" w:hAnsi="Calibri"/>
+            <w:color w:val="1F2937"/>
+            <w:sz w:val="21"/>
+          </w:rPr>
+          <w:t xml:space="preserve">Annexe A. Le dispositif de veille en fonctionnement</w:t>
+        </w:r>
+        <w:r>
+          <w:rPr>
+            <w:rFonts w:ascii="Calibri" w:hAnsi="Calibri"/>
+            <w:color w:val="1F2937"/>
+            <w:sz w:val="21"/>
+          </w:rPr>
+          <w:tab/>
+        </w:r>
+        <w:r>
+          <w:rPr>
+            <w:rFonts w:ascii="Calibri" w:hAnsi="Calibri"/>
+            <w:color w:val="1F2937"/>
+            <w:sz w:val="21"/>
+          </w:rPr>
+          <w:t>14</w:t>
+        </w:r>
+      </w:hyperlink>
       <w:r>
         <w:fldChar w:fldCharType="end"/>
       </w:r>
@@ -203,9 +862,11 @@
       <w:pPr>
         <w:pStyle w:val="Heading1"/>
       </w:pPr>
+      <w:bookmarkStart w:id="7001" w:name="_TocP130001"/>
       <w:r>
         <w:t>1. Le besoin de veille</w:t>
       </w:r>
+      <w:bookmarkEnd w:id="7001"/>
     </w:p>
     <w:p>
       <w:r>
@@ -265,9 +926,11 @@
       <w:pPr>
         <w:pStyle w:val="Heading2"/>
       </w:pPr>
+      <w:bookmarkStart w:id="7002" w:name="_TocP130002"/>
       <w:r>
         <w:t>1.1 Les quatre axes qui en découlent</w:t>
       </w:r>
+      <w:bookmarkEnd w:id="7002"/>
     </w:p>
     <w:tbl>
       <w:tblPr>
@@ -649,9 +1312,11 @@
       <w:pPr>
         <w:pStyle w:val="Heading1"/>
       </w:pPr>
+      <w:bookmarkStart w:id="7003" w:name="_TocP130003"/>
       <w:r>
         <w:t>2. Méthodologie et système de veille</w:t>
       </w:r>
+      <w:bookmarkEnd w:id="7003"/>
     </w:p>
     <w:p>
       <w:r>
@@ -669,9 +1334,11 @@
       <w:pPr>
         <w:pStyle w:val="Heading2"/>
       </w:pPr>
+      <w:bookmarkStart w:id="7004" w:name="_TocP130004"/>
       <w:r>
         <w:t>2.1 Les sept critères d'évaluation</w:t>
       </w:r>
+      <w:bookmarkEnd w:id="7004"/>
     </w:p>
     <w:p>
       <w:r>
@@ -1251,9 +1918,11 @@
       <w:pPr>
         <w:pStyle w:val="Heading2"/>
       </w:pPr>
+      <w:bookmarkStart w:id="7005" w:name="_TocP130005"/>
       <w:r>
         <w:t>2.2 Sources et automatisation</w:t>
       </w:r>
+      <w:bookmarkEnd w:id="7005"/>
     </w:p>
     <w:p>
       <w:r>
@@ -1677,9 +2346,11 @@
       <w:pPr>
         <w:pStyle w:val="Heading1"/>
       </w:pPr>
+      <w:bookmarkStart w:id="7006" w:name="_TocP130006"/>
       <w:r>
         <w:t>3. Cartographie des solutions, axe par axe</w:t>
       </w:r>
+      <w:bookmarkEnd w:id="7006"/>
     </w:p>
     <w:p>
       <w:r>
@@ -1697,9 +2368,11 @@
       <w:pPr>
         <w:pStyle w:val="Heading2"/>
       </w:pPr>
+      <w:bookmarkStart w:id="7007" w:name="_TocP130007"/>
       <w:r>
         <w:t>3.1 Axe 1, qualité des données</w:t>
       </w:r>
+      <w:bookmarkEnd w:id="7007"/>
     </w:p>
     <w:tbl>
       <w:tblPr>
@@ -2243,9 +2916,11 @@
       <w:pPr>
         <w:pStyle w:val="Heading2"/>
       </w:pPr>
+      <w:bookmarkStart w:id="7008" w:name="_TocP130008"/>
       <w:r>
         <w:t>3.2 Axe 2, performance et reproductibilité</w:t>
       </w:r>
+      <w:bookmarkEnd w:id="7008"/>
     </w:p>
     <w:tbl>
       <w:tblPr>
@@ -2737,9 +3412,11 @@
       <w:pPr>
         <w:pStyle w:val="Heading2"/>
       </w:pPr>
+      <w:bookmarkStart w:id="7009" w:name="_TocP130009"/>
       <w:r>
         <w:t>3.3 Axe 3, détection d'anomalies</w:t>
       </w:r>
+      <w:bookmarkEnd w:id="7009"/>
     </w:p>
     <w:tbl>
       <w:tblPr>
@@ -3201,9 +3878,11 @@
       <w:pPr>
         <w:pStyle w:val="Heading2"/>
       </w:pPr>
+      <w:bookmarkStart w:id="7010" w:name="_TocP130010"/>
       <w:r>
         <w:t>3.4 Axe 4, interprétabilité et documentation assistée</w:t>
       </w:r>
+      <w:bookmarkEnd w:id="7010"/>
     </w:p>
     <w:tbl>
       <w:tblPr>
@@ -3665,9 +4344,11 @@
       <w:pPr>
         <w:pStyle w:val="Heading2"/>
       </w:pPr>
+      <w:bookmarkStart w:id="7011" w:name="_TocP130011"/>
       <w:r>
         <w:t xml:space="preserve">3.5 La matrice des options sur les sept critères</w:t>
       </w:r>
+      <w:bookmarkEnd w:id="7011"/>
     </w:p>
     <w:p>
       <w:r>
@@ -6921,9 +7602,11 @@
       <w:pPr>
         <w:pStyle w:val="Heading2"/>
       </w:pPr>
+      <w:bookmarkStart w:id="7012" w:name="_TocP130012"/>
       <w:r>
         <w:t xml:space="preserve">3.6 Cas d'usage et prérequis de chaque solution</w:t>
       </w:r>
+      <w:bookmarkEnd w:id="7012"/>
     </w:p>
     <w:p>
       <w:r>
@@ -7735,9 +8418,11 @@
       <w:pPr>
         <w:pStyle w:val="Heading1"/>
       </w:pPr>
+      <w:bookmarkStart w:id="7013" w:name="_TocP130013"/>
       <w:r>
         <w:t>4. Sources fiables, datées et hiérarchisées</w:t>
       </w:r>
+      <w:bookmarkEnd w:id="7013"/>
     </w:p>
     <w:p>
       <w:r>
@@ -9807,9 +10492,11 @@
       <w:pPr>
         <w:pStyle w:val="Heading2"/>
       </w:pPr>
+      <w:bookmarkStart w:id="7014" w:name="_TocP130014"/>
       <w:r>
         <w:t>4.1 Développement durable et sobriété</w:t>
       </w:r>
+      <w:bookmarkEnd w:id="7014"/>
     </w:p>
     <w:p>
       <w:r>
@@ -9908,9 +10595,11 @@
       <w:pPr>
         <w:pStyle w:val="Heading2"/>
       </w:pPr>
+      <w:bookmarkStart w:id="7015" w:name="_TocP130015"/>
       <w:r>
         <w:t xml:space="preserve">4.2 Veille métier : le marché du vin et la vente en ligne</w:t>
       </w:r>
+      <w:bookmarkEnd w:id="7015"/>
     </w:p>
     <w:p>
       <w:r>
@@ -10592,9 +11281,11 @@
       <w:pPr>
         <w:pStyle w:val="Heading1"/>
       </w:pPr>
+      <w:bookmarkStart w:id="7016" w:name="_TocP130016"/>
       <w:r>
         <w:t>5. Sécurité, conformité et usage responsable de l'IA</w:t>
       </w:r>
+      <w:bookmarkEnd w:id="7016"/>
     </w:p>
     <w:tbl>
       <w:tblPr>
@@ -11029,9 +11720,11 @@
       <w:pPr>
         <w:pStyle w:val="Heading1"/>
       </w:pPr>
+      <w:bookmarkStart w:id="7017" w:name="_TocP130017"/>
       <w:r>
         <w:t>6. Synthèse et amélioration continue</w:t>
       </w:r>
+      <w:bookmarkEnd w:id="7017"/>
     </w:p>
     <w:p>
       <w:r>
@@ -11609,9 +12302,11 @@
       <w:pPr>
         <w:pStyle w:val="Heading2"/>
       </w:pPr>
+      <w:bookmarkStart w:id="7018" w:name="_TocP130018"/>
       <w:r>
         <w:t>6.1 Pistes d'amélioration continue</w:t>
       </w:r>
+      <w:bookmarkEnd w:id="7018"/>
     </w:p>
     <w:p>
       <w:pPr>
@@ -11736,9 +12431,11 @@
       <w:pPr>
         <w:pStyle w:val="Heading1"/>
       </w:pPr>
+      <w:bookmarkStart w:id="7019" w:name="_TocP130019"/>
       <w:r>
         <w:t xml:space="preserve">Annexe A. Le dispositif de veille en fonctionnement</w:t>
       </w:r>
+      <w:bookmarkEnd w:id="7019"/>
     </w:p>
     <w:p>
       <w:r>

--- a/livrables/Lippens_Charles_2_veille_092026.docx
+++ b/livrables/Lippens_Charles_2_veille_092026.docx
@@ -154,7 +154,7 @@
           <w:color w:val="333333"/>
           <w:sz w:val="20"/>
         </w:rPr>
-        <w:t xml:space="preserve">2.8, mise à jour du 1er octobre 2026 (réexécution du 30 septembre, relecture des essais C et D en cours, accès aux données en octobre, adresse masquée sur la figure A3, date du dépôt, typographie) ; 2.7, matrice des options sur les sept critères (3.5), cas d'usage et prérequis (3.6), sources vérifiées et cliquables (4), veille métier (4.2), besoin servi par chaque axe (6), puis relecture finale (datation des sources, essais C et D à relire), le 25 septembre 2026, et mise à jour du 28 septembre 2026 (performance datée, traçabilité, figures redessinées, texte allégé) ; 2.6, facteurs de performance et accès aux fichiers décrits exactement, le 25 septembre 2026 ; 2.5, transmission des données décrite exactement, le 25 septembre 2026 ; 2.4, piste sur les sources ouvertes ajoutée en 6.1, le 24 septembre 2026 ; 2.3, dispositif de veille installé et capturé (annexe A), le 17 septembre 2026 ; 2.2, sources nommées avec leur adresse, dispositifs d'automatisation nommés ; 2.1, corrigée après les deux passages d'audit</w:t>
+        <w:t xml:space="preserve">2.9, le 7 octobre 2026 : essais C et D relus et relancés ; 2.8, mise à jour du 1er octobre 2026 (réexécution du 30 septembre, relecture des essais C et D en cours, accès aux données en octobre, adresse masquée sur la figure A3, date du dépôt, typographie) ; 2.7, matrice des options sur les sept critères (3.5), cas d'usage et prérequis (3.6), sources vérifiées et cliquables (4), veille métier (4.2), besoin servi par chaque axe (6), puis relecture finale (datation des sources, essais C et D à relire), le 25 septembre 2026, et mise à jour du 28 septembre 2026 (performance datée, traçabilité, figures redessinées, texte allégé) ; 2.6, facteurs de performance et accès aux fichiers décrits exactement, le 25 septembre 2026 ; 2.5, transmission des données décrite exactement, le 25 septembre 2026 ; 2.4, piste sur les sources ouvertes ajoutée en 6.1, le 24 septembre 2026 ; 2.3, dispositif de veille installé et capturé (annexe A), le 17 septembre 2026 ; 2.2, sources nommées avec leur adresse, dispositifs d'automatisation nommés ; 2.1, corrigée après les deux passages d'audit</w:t>
       </w:r>
     </w:p>
     <w:p>
@@ -11619,7 +11619,7 @@
                 <w:color w:val="333333"/>
                 <w:sz w:val="17"/>
               </w:rPr>
-              <w:t xml:space="preserve">Chaque sortie d'assistant est exécutée et vérifiée avant d'être intégrée. Exception : les essais C et D du 25 septembre, chiffres recalculés par l'assistant dans un script séparé ; ma relecture est en cours</w:t>
+              <w:t xml:space="preserve">Chaque sortie d'assistant est exécutée et vérifiée avant d'être intégrée, y compris les essais C et D du 25 septembre, recalculés par l'assistant dans un script séparé : relus et relancés le 7 octobre</w:t>
             </w:r>
           </w:p>
         </w:tc>

--- a/livrables/Lippens_Charles_2_veille_092026.docx
+++ b/livrables/Lippens_Charles_2_veille_092026.docx
@@ -8408,7 +8408,7 @@
                 <w:color w:val="333333"/>
                 <w:sz w:val="16"/>
               </w:rPr>
-              <w:t xml:space="preserve">Claude en mode Cowork ; ChatGPT</w:t>
+              <w:t xml:space="preserve">Claude ; ChatGPT</w:t>
             </w:r>
           </w:p>
         </w:tc>

--- a/livrables/Lippens_Charles_2_veille_092026.docx
+++ b/livrables/Lippens_Charles_2_veille_092026.docx
@@ -11486,7 +11486,7 @@
                 <w:color w:val="333333"/>
                 <w:sz w:val="17"/>
               </w:rPr>
-              <w:t xml:space="preserve">Les assistants ont été sollicités sur la structure du code. L'assistant de bureau a lu les sorties du notebook qu'il exécutait ; les fichiers, sans donnée personnelle, ont été confiés à son environnement pour des vérifications, en septembre et en octobre</w:t>
+              <w:t xml:space="preserve">Les assistants ont été sollicités sur la structure du code. L'assistant a lu les sorties du notebook ; les fichiers, sans donnée personnelle, ont été confiés à son environnement pour des vérifications, en septembre et en octobre</w:t>
             </w:r>
           </w:p>
         </w:tc>

--- a/livrables/Lippens_Charles_2_veille_092026.docx
+++ b/livrables/Lippens_Charles_2_veille_092026.docx
@@ -132,7 +132,7 @@
           <w:color w:val="333333"/>
           <w:sz w:val="20"/>
         </w:rPr>
-        <w:t xml:space="preserve">Octobre 2026, dépôt du projet (première version en juillet 2026)</w:t>
+        <w:t xml:space="preserve">Octobre 2026, dépôt du projet</w:t>
       </w:r>
     </w:p>
     <w:p>
@@ -741,7 +741,7 @@
             <w:color w:val="1F2937"/>
             <w:sz w:val="21"/>
           </w:rPr>
-          <w:t>12</w:t>
+          <w:t>11</w:t>
         </w:r>
       </w:hyperlink>
     </w:p>
@@ -1305,7 +1305,7 @@
           <w:color w:val="333333"/>
           <w:sz w:val="21"/>
         </w:rPr>
-        <w:t xml:space="preserve">Je n'essaie pas un outil parce qu'il est nouveau. Je choisis, je mesure et je justifie, à partir du besoin.</w:t>
+        <w:t xml:space="preserve">Je ne retiens pas un outil parce qu'il est nouveau, mais parce qu'il répond au besoin et que la mesure le justifie.</w:t>
       </w:r>
     </w:p>
     <w:p>
@@ -1933,7 +1933,7 @@
           <w:color w:val="333333"/>
           <w:sz w:val="21"/>
         </w:rPr>
-        <w:t xml:space="preserve">Quatre dispositifs collectent sans que j'aie à chercher chaque jour. Un lecteur de flux, Feedly, qui regroupe les blogs de Polars et de DuckDB et les notes de version de pandas, pandera, polars, duckdb, scikit-learn et shap. Trois lettres d'information : Data Elixir et Python Weekly chaque semaine, TLDR Data deux fois par semaine. Le suivi des publications de versions sur GitHub pour pandera, polars, duckdb et shap. Deux alertes Google Scholar, sur la validation de données et sur l'interprétabilité des modèles. C'est l'élément d'automatisation demandé par la grille.</w:t>
+        <w:t xml:space="preserve">Quatre dispositifs font la collecte à ma place, sans recherche quotidienne. Un lecteur de flux, Feedly, qui regroupe les blogs de Polars et de DuckDB et les notes de version de pandas, pandera, polars, duckdb, scikit-learn et shap. Trois lettres d'information : Data Elixir et Python Weekly chaque semaine, TLDR Data deux fois par semaine. Le suivi des publications de versions sur GitHub pour pandera, polars, duckdb et shap. Deux alertes Google Scholar, sur la validation de données et sur l'interprétabilité des modèles. Ensemble, ces dispositifs forment l'élément d'automatisation demandé par la grille.</w:t>
       </w:r>
     </w:p>
     <w:tbl>
@@ -2322,7 +2322,7 @@
           <w:color w:val="333333"/>
           <w:sz w:val="20"/>
         </w:rPr>
-        <w:t xml:space="preserve"> J'automatise surtout la collecte de sources déjà évaluées. Des alertes larges produiraient du volume et un long tri : les deux alertes Google Scholar se limitent donc à deux requêtes précises.</w:t>
+        <w:t xml:space="preserve"> J'automatise surtout la collecte de sources déjà évaluées. Des alertes larges rapporteraient trop de résultats à trier : les deux alertes Google Scholar se limitent donc à deux requêtes précises.</w:t>
       </w:r>
     </w:p>
     <w:p>
@@ -2361,7 +2361,7 @@
           <w:color w:val="333333"/>
           <w:sz w:val="21"/>
         </w:rPr>
-        <w:t xml:space="preserve">Chaque axe compare au moins deux options. Le détail des essais est dans la documentation de la démarche ; ici, la synthèse et la décision.</w:t>
+        <w:t xml:space="preserve">Chaque axe compare au moins deux options. Le détail des essais est dans la documentation de la démarche ; j'en donne ici la synthèse et la décision.</w:t>
       </w:r>
     </w:p>
     <w:p>
@@ -2853,7 +2853,7 @@
           <w:color w:val="333333"/>
           <w:sz w:val="21"/>
         </w:rPr>
-        <w:t xml:space="preserve"> Pour un seul notebook, Pandera apporte le plus pour le moins de complexité : un contrat de qualité versionné, rejoué à chaque extraction de l'ERP, avec son propre rapport. Great Expectations se justifierait dans une chaîne industrielle, où la gouvernance et la documentation générée paient son installation : je le garde en réserve pour ce cas.</w:t>
+        <w:t xml:space="preserve"> Pour un seul notebook, Pandera apporte le plus pour le moins de complexité : un contrat de qualité versionné, rejoué à chaque extraction de l'ERP, avec son propre rapport. Great Expectations se justifierait dans une chaîne industrielle, où la gouvernance et la documentation générée rentabilisent son installation : je le garde en réserve pour ce cas.</w:t>
       </w:r>
     </w:p>
     <w:p>
@@ -3319,7 +3319,7 @@
           <w:color w:val="333333"/>
           <w:sz w:val="21"/>
         </w:rPr>
-        <w:t xml:space="preserve"> Au volume réel, 825 lignes, les trois moteurs répondent en moins de 40 millisecondes : l'écart ne change rien, et DuckDB est même le plus lent, à cause de son démarrage. À deux millions de lignes, Polars et DuckDB sont 4,1 fois et 2,9 fois plus rapides que pandas le 4 août (exécution livrée) ; 8,1 et 5,7 fois sur mon poste le 25 septembre. Le gain dépend de la machine ; la décision ne change pas.</w:t>
+        <w:t xml:space="preserve"> Au volume réel, 825 lignes, les trois moteurs répondent en moins de 40 millisecondes : l'écart ne change rien, et DuckDB est même le plus lent, à cause de son démarrage. À deux millions de lignes, Polars et DuckDB sont 4,1 fois et 2,9 fois plus rapides que pandas dans l'exécution livrée ; 8,1 et 5,7 fois sur mon poste le 25 septembre. Le gain dépend de la machine ; la décision ne change pas.</w:t>
       </w:r>
     </w:p>
     <w:p>
@@ -3344,7 +3344,7 @@
           <w:color w:val="333333"/>
           <w:sz w:val="20"/>
         </w:rPr>
-        <w:t xml:space="preserve"> Ce facteur dépend du matériel : 5,9 et 3,7 le 26 juin, 3,5 et 2,9 le 31 juillet, 4,1 et 2,9 le 4 août (exécution livrée), 8,1 et 5,7 le 25 septembre sur mon poste. L'ordre de grandeur suffit pour décider : ne pas suréquiper aujourd'hui, basculer quand le volume le justifiera.</w:t>
+        <w:t xml:space="preserve"> Ce facteur dépend du matériel : 5,9 et 3,7 à la première ébauche, 3,5 et 2,9 à la première version complète, 4,1 et 2,9 dans l'exécution livrée, 8,1 et 5,7 le 25 septembre sur mon poste. L'ordre de grandeur suffit pour décider : ne pas suréquiper aujourd'hui, basculer quand le volume le justifiera.</w:t>
       </w:r>
     </w:p>
     <w:p>
@@ -3405,7 +3405,7 @@
           <w:color w:val="64748B"/>
           <w:sz w:val="17"/>
         </w:rPr>
-        <w:t xml:space="preserve">Figure 2. Temps médian des trois moteurs au volume réel, puis sur deux millions de lignes (exécution livrée du 4 août 2026). Figure redessinée à partir des sorties du notebook (mêmes données).</w:t>
+        <w:t xml:space="preserve">Figure 2. Temps médian des trois moteurs au volume réel, puis sur deux millions de lignes (exécution livrée). Figure redessinée à partir des sorties du notebook (mêmes données).</w:t>
       </w:r>
     </w:p>
     <w:p>
@@ -3815,7 +3815,7 @@
           <w:color w:val="333333"/>
           <w:sz w:val="21"/>
         </w:rPr>
-        <w:t xml:space="preserve"> Je garde le score z pour sa transparence : un acheteur voit tout de suite pourquoi une référence est signalée. Isolation Forest voit ce qu'il ne voit pas, par exemple un prix normal avec une marge négative. J'écarte Local Outlier Factor : sa liste change avec le réglage du voisinage.</w:t>
+        <w:t xml:space="preserve"> Je garde le score z pour sa transparence : un acheteur voit tout de suite pourquoi une référence est signalée. Isolation Forest repère ce que le score z laisse passer, par exemple un prix normal avec une marge négative. J'écarte Local Outlier Factor : sa liste change avec le réglage du voisinage.</w:t>
       </w:r>
     </w:p>
     <w:p>
@@ -4281,7 +4281,7 @@
           <w:color w:val="333333"/>
           <w:sz w:val="21"/>
         </w:rPr>
-        <w:t xml:space="preserve"> SHAP donne deux lectures : globale (le facteur qui pèse le plus) et locale (pourquoi cette référence). Le métier peut donc discuter chaque résultat. Les assistants d'IA m'aident pour le code et la documentation, à deux conditions : relire et exécuter chaque proposition ; limiter les demandes au code, aux schémas et aux noms de colonnes. Chaque accès de l'assistant aux fichiers est noté au journal (section 5).</w:t>
+        <w:t xml:space="preserve"> SHAP donne deux lectures : globale (le facteur qui pèse le plus) et locale (ce qui explique les ventes d'une référence donnée). Le métier peut donc discuter chaque résultat. Les assistants d'IA m'aident pour le code et la documentation, à deux conditions : relire et exécuter chaque proposition ; limiter les demandes au code, aux schémas et aux noms de colonnes. Chaque accès de l'assistant aux fichiers est noté au journal (section 5).</w:t>
       </w:r>
     </w:p>
     <w:p>
@@ -4359,7 +4359,7 @@
           <w:color w:val="333333"/>
           <w:sz w:val="21"/>
         </w:rPr>
-        <w:t xml:space="preserve">Pour chaque axe, les options sont comparées critère par critère, avec la mesure quand elle existe (notebook amélioré, exécution du 4 août 2026, et notebook complémentaire). La dernière ligne rappelle la décision ; le critère qui a tranché figure en section 6 de ce document.</w:t>
+        <w:t xml:space="preserve">Pour chaque axe, les options sont comparées critère par critère, avec la mesure quand elle existe (notebook amélioré, exécution livrée, et notebook complémentaire). La dernière ligne rappelle la décision ; le critère qui a tranché figure en section 6 de ce document.</w:t>
       </w:r>
     </w:p>
     <w:p>
@@ -7617,7 +7617,7 @@
           <w:color w:val="333333"/>
           <w:sz w:val="21"/>
         </w:rPr>
-        <w:t xml:space="preserve">Ce qu'il faut pour mettre chaque solution en œuvre chez BottleNeck. Les versions ont été vérifiées sur les pages officielles le 25 septembre 2026. Le notebook reste sur ses versions figées du 4 août (requirements.txt). Sur mon poste, il redonne les mêmes chiffres métier avec d'autres versions (25 septembre) et avec celles du requirements.txt, dans un environnement neuf (30 septembre).</w:t>
+        <w:t xml:space="preserve">Ce qu'il faut pour mettre chaque solution en œuvre chez BottleNeck. Les versions ont été vérifiées sur les pages officielles le 25 septembre 2026. Le notebook reste sur les versions figées de son exécution livrée (requirements.txt). Sur mon poste, il redonne les mêmes chiffres métier avec d'autres versions (25 septembre) et avec celles du requirements.txt, dans un environnement neuf (30 septembre).</w:t>
       </w:r>
     </w:p>
     <w:tbl>
@@ -8153,7 +8153,7 @@
                 <w:color w:val="333333"/>
                 <w:sz w:val="16"/>
               </w:rPr>
-              <w:t xml:space="preserve">1.5.5 ; 1.5.5 du 22 juillet 2026</w:t>
+              <w:t xml:space="preserve">1.5.5 ; 1.5.5, toujours la dernière</w:t>
             </w:r>
           </w:p>
         </w:tc>
@@ -8433,7 +8433,7 @@
           <w:color w:val="333333"/>
           <w:sz w:val="21"/>
         </w:rPr>
-        <w:t xml:space="preserve">Les seize sources ci-dessous sont nommées, datées et cliquables. Dix ont été consultées en mai et juin 2026, deux sont suivies en continu (lettres et dépôts GitHub) et quatre ont été ajoutées le 25 septembre 2026. Toutes ont été vérifiées une à une ce jour-là : lien valide, version ou date constatée. Chacune porte son niveau de fiabilité : documentation officielle, article scientifique, benchmark public, donnée ouverte ou retour d'expérience. Cette hiérarchie évite de fonder une décision sur un billet de blog isolé.</w:t>
+        <w:t xml:space="preserve">Les seize sources ci-dessous sont nommées, datées et cliquables. Dix viennent du cadrage, deux sont suivies en continu (lettres et dépôts GitHub) et quatre ont été ajoutées le 25 septembre 2026. Toutes ont été vérifiées une à une ce jour-là : lien valide, version ou date constatée. Chacune porte son niveau de fiabilité : documentation officielle, article scientifique, benchmark public, donnée ouverte ou retour d'expérience. Cette hiérarchie évite de fonder une décision sur un billet de blog isolé.</w:t>
       </w:r>
     </w:p>
     <w:tbl>
@@ -8545,7 +8545,7 @@
                 <w:color w:val="FFFFFF"/>
                 <w:sz w:val="17"/>
               </w:rPr>
-              <w:t xml:space="preserve">Consultée, puis vérifiée</w:t>
+              <w:t xml:space="preserve">Vérifiée</w:t>
             </w:r>
           </w:p>
         </w:tc>
@@ -8650,7 +8650,7 @@
                 <w:color w:val="333333"/>
                 <w:sz w:val="17"/>
               </w:rPr>
-              <w:t xml:space="preserve">06/2026 ; 25/09/2026, version 0.33.1</w:t>
+              <w:t xml:space="preserve">25/09/2026, version 0.33.1</w:t>
             </w:r>
           </w:p>
         </w:tc>
@@ -8758,7 +8758,7 @@
                 <w:color w:val="333333"/>
                 <w:sz w:val="17"/>
               </w:rPr>
-              <w:t xml:space="preserve">06/2026 ; 25/09/2026, GX Core 1.23.1</w:t>
+              <w:t xml:space="preserve">25/09/2026, GX Core 1.23.1</w:t>
             </w:r>
           </w:p>
         </w:tc>
@@ -8866,7 +8866,7 @@
                 <w:color w:val="333333"/>
                 <w:sz w:val="17"/>
               </w:rPr>
-              <w:t xml:space="preserve">06/2026 ; 25/09/2026, version 1.44.2</w:t>
+              <w:t xml:space="preserve">25/09/2026, version 1.44.2</w:t>
             </w:r>
           </w:p>
         </w:tc>
@@ -8974,7 +8974,7 @@
                 <w:color w:val="333333"/>
                 <w:sz w:val="17"/>
               </w:rPr>
-              <w:t xml:space="preserve">06/2026 ; 25/09/2026, résultats du 17/08/2026</w:t>
+              <w:t xml:space="preserve">25/09/2026</w:t>
             </w:r>
           </w:p>
         </w:tc>
@@ -9082,7 +9082,7 @@
                 <w:color w:val="333333"/>
                 <w:sz w:val="17"/>
               </w:rPr>
-              <w:t xml:space="preserve">06/2026 ; 25/09/2026, version 1.5</w:t>
+              <w:t xml:space="preserve">25/09/2026, version 1.5</w:t>
             </w:r>
           </w:p>
         </w:tc>
@@ -9190,7 +9190,7 @@
                 <w:color w:val="333333"/>
                 <w:sz w:val="17"/>
               </w:rPr>
-              <w:t xml:space="preserve">05/2026 ; 25/09/2026, page de la version du notebook</w:t>
+              <w:t xml:space="preserve">25/09/2026, page de la version du notebook</w:t>
             </w:r>
           </w:p>
         </w:tc>
@@ -9298,7 +9298,7 @@
                 <w:color w:val="333333"/>
                 <w:sz w:val="17"/>
               </w:rPr>
-              <w:t xml:space="preserve">05/2026 ; 25/09/2026</w:t>
+              <w:t xml:space="preserve">25/09/2026</w:t>
             </w:r>
           </w:p>
         </w:tc>
@@ -9406,7 +9406,7 @@
                 <w:color w:val="333333"/>
                 <w:sz w:val="17"/>
               </w:rPr>
-              <w:t xml:space="preserve">05/2026 ; 25/09/2026, version 0.52.0</w:t>
+              <w:t xml:space="preserve">25/09/2026, version 0.52.0</w:t>
             </w:r>
           </w:p>
         </w:tc>
@@ -9514,7 +9514,7 @@
                 <w:color w:val="333333"/>
                 <w:sz w:val="17"/>
               </w:rPr>
-              <w:t xml:space="preserve">05/2026 ; 25/09/2026</w:t>
+              <w:t xml:space="preserve">25/09/2026</w:t>
             </w:r>
           </w:p>
         </w:tc>
@@ -9562,7 +9562,7 @@
                 <w:color w:val="333333"/>
                 <w:sz w:val="17"/>
               </w:rPr>
-              <w:t xml:space="preserve">CNIL, « Les questions-réponses de la CNIL sur l'utilisation d'un système d'IA générative », 18 juillet 2024</w:t>
+              <w:t xml:space="preserve">CNIL, « Les questions-réponses de la CNIL sur l'utilisation d'un système d'IA générative », 2024</w:t>
             </w:r>
           </w:p>
         </w:tc>
@@ -9730,7 +9730,7 @@
                 <w:color w:val="333333"/>
                 <w:sz w:val="17"/>
               </w:rPr>
-              <w:t xml:space="preserve">05/2026 ; 25/09/2026</w:t>
+              <w:t xml:space="preserve">25/09/2026</w:t>
             </w:r>
           </w:p>
         </w:tc>
@@ -10524,7 +10524,7 @@
           <w:color w:val="333333"/>
           <w:sz w:val="21"/>
         </w:rPr>
-        <w:t>Proportionner l'outillage au besoin.</w:t>
+        <w:t xml:space="preserve">Proportionner l'outillage au besoin.</w:t>
       </w:r>
       <w:r>
         <w:rPr>
@@ -10534,7 +10534,7 @@
           <w:color w:val="333333"/>
           <w:sz w:val="21"/>
         </w:rPr>
-        <w:t xml:space="preserve"> Ne pas activer un moteur multicœur pour traiter 825 lignes évite une dépendance supplémentaire, un temps d'apprentissage et une consommation sans contrepartie.</w:t>
+        <w:t xml:space="preserve"> Pour 825 lignes, un moteur multicœur n'apporterait qu'une dépendance de plus, un temps d'apprentissage et une consommation sans contrepartie.</w:t>
       </w:r>
     </w:p>
     <w:p>
@@ -10551,7 +10551,7 @@
           <w:color w:val="333333"/>
           <w:sz w:val="21"/>
         </w:rPr>
-        <w:t>Privilégier les modèles légers.</w:t>
+        <w:t xml:space="preserve">Privilégier les modèles légers.</w:t>
       </w:r>
       <w:r>
         <w:rPr>
@@ -10561,7 +10561,7 @@
           <w:color w:val="333333"/>
           <w:sz w:val="21"/>
         </w:rPr>
-        <w:t xml:space="preserve"> Isolation Forest et un modèle d'arbres de faible profondeur suffisent au besoin d'explication. Un modèle plus lourd n'améliorerait pas la décision métier.</w:t>
+        <w:t xml:space="preserve"> Isolation Forest et un modèle d'arbres de faible profondeur suffisent pour la détection et l'explication. Un modèle plus lourd n'améliorerait pas la décision métier.</w:t>
       </w:r>
     </w:p>
     <w:p>
@@ -10854,7 +10854,7 @@
                 <w:color w:val="333333"/>
                 <w:sz w:val="16"/>
               </w:rPr>
-              <w:t xml:space="preserve">FranceAgriMer, note d'août 2026, publiée le 1er septembre 2026</w:t>
+              <w:t xml:space="preserve">FranceAgriMer, note publiée le 1er septembre 2026</w:t>
             </w:r>
           </w:p>
         </w:tc>
@@ -11552,7 +11552,7 @@
                 <w:color w:val="333333"/>
                 <w:sz w:val="17"/>
               </w:rPr>
-              <w:t xml:space="preserve">Les essais faits avec Claude sont consignés, retenus ou écartés ; les demandes de juin à août sont reconstituées et signalées comme telles. ChatGPT a servi surtout pour la rédaction, la relecture, la recherche d'idées et le code ; ces échanges n'ont pas été archivés</w:t>
+              <w:t xml:space="preserve">Les essais faits avec Claude sont consignés, retenus ou écartés ; les demandes antérieures au 17 septembre sont reconstituées et signalées comme telles. ChatGPT a servi surtout pour la rédaction, la relecture, la recherche d'idées et le code ; ces échanges n'ont pas été archivés</w:t>
             </w:r>
           </w:p>
         </w:tc>
@@ -11619,7 +11619,7 @@
                 <w:color w:val="333333"/>
                 <w:sz w:val="17"/>
               </w:rPr>
-              <w:t xml:space="preserve">Chaque sortie d'assistant est exécutée et vérifiée avant d'être intégrée, y compris les essais C et D du 25 septembre, recalculés par l'assistant dans un script séparé : relus et relancés le 7 octobre</w:t>
+              <w:t xml:space="preserve">Chaque sortie d'assistant est exécutée et vérifiée avant d'être intégrée, y compris les essais C et D du 25 septembre, recalculés par l'assistant dans un script séparé ; je les ai relus et relancés le 7 octobre</w:t>
             </w:r>
           </w:p>
         </w:tc>
@@ -12057,7 +12057,7 @@
                 <w:color w:val="333333"/>
                 <w:sz w:val="17"/>
               </w:rPr>
-              <w:t xml:space="preserve">Aucun gain au volume actuel. À deux millions de lignes : Polars 4,1 fois et DuckDB 2,9 fois plus rapides le 4 août, 8,1 et 5,7 fois sur mon poste le 25 septembre</w:t>
+              <w:t xml:space="preserve">Aucun gain au volume actuel. À deux millions de lignes : Polars 4,1 fois et DuckDB 2,9 fois plus rapides dans l'exécution livrée, 8,1 et 5,7 fois sur mon poste le 25 septembre</w:t>
             </w:r>
           </w:p>
         </w:tc>
@@ -12407,7 +12407,7 @@
           <w:color w:val="333333"/>
           <w:sz w:val="21"/>
         </w:rPr>
-        <w:t>Évaluer les sources ouvertes qui enrichiraient le catalogue, en commençant par la liste des appellations publiée par l'INAO sous Licence Ouverte, rapprochée des noms des produits.</w:t>
+        <w:t xml:space="preserve">Évaluer les sources ouvertes qui enrichiraient le catalogue, en commençant par la liste des appellations publiée par l'INAO sous Licence Ouverte, à rapprocher des noms des produits.</w:t>
       </w:r>
     </w:p>
     <w:p>
@@ -12502,7 +12502,7 @@
           <w:color w:val="64748B"/>
           <w:sz w:val="17"/>
         </w:rPr>
-        <w:t xml:space="preserve">Figure A1. Feedly, dossier « Veille data, projet 13 » : les huit flux suivis (blogs de DuckDB et de Polars, notes de version de pandera, polars, scikit-learn, shap, duckdb et pandas). Parmi les derniers articles reçus, l'annonce de scikit-learn 1.9.1, reçue le 11 septembre 2026.</w:t>
+        <w:t xml:space="preserve">Figure A1. Feedly, dossier « Veille data, projet 13 » : les huit flux suivis (blogs de DuckDB et de Polars, notes de version de pandera, polars, scikit-learn, shap, duckdb et pandas). Parmi les derniers articles, l'annonce de scikit-learn 1.9.1, reçue le 11 septembre 2026.</w:t>
       </w:r>
     </w:p>
     <w:p>

--- a/livrables/Lippens_Charles_2_veille_092026.docx
+++ b/livrables/Lippens_Charles_2_veille_092026.docx
@@ -7813,7 +7813,7 @@
                 <w:color w:val="333333"/>
                 <w:sz w:val="16"/>
               </w:rPr>
-              <w:t xml:space="preserve">0.32.1 ; 0.33.1 du 1er septembre 2026</w:t>
+              <w:t xml:space="preserve">0.32.1 ; 0.33.1, sortie le 1er septembre 2026</w:t>
             </w:r>
           </w:p>
         </w:tc>
@@ -7898,7 +7898,7 @@
                 <w:color w:val="333333"/>
                 <w:sz w:val="16"/>
               </w:rPr>
-              <w:t xml:space="preserve">Non installé ; GX Core 1.23.1 du 18 septembre 2026</w:t>
+              <w:t xml:space="preserve">Non installé ; GX Core 1.23.1, sortie le 18 septembre 2026</w:t>
             </w:r>
           </w:p>
         </w:tc>
@@ -7983,7 +7983,7 @@
                 <w:color w:val="333333"/>
                 <w:sz w:val="16"/>
               </w:rPr>
-              <w:t xml:space="preserve">3.0.2 ; 3.0.6 du 17 septembre 2026</w:t>
+              <w:t xml:space="preserve">3.0.2 ; 3.0.6, sortie le 17 septembre 2026</w:t>
             </w:r>
           </w:p>
         </w:tc>
@@ -8068,7 +8068,7 @@
                 <w:color w:val="333333"/>
                 <w:sz w:val="16"/>
               </w:rPr>
-              <w:t xml:space="preserve">1.43.2 ; 1.44.2 du 9 septembre 2026, version 2.0 annoncée</w:t>
+              <w:t xml:space="preserve">1.43.2 ; 1.44.2, sortie le 9 septembre 2026 (version 2.0 annoncée)</w:t>
             </w:r>
           </w:p>
         </w:tc>
@@ -8238,7 +8238,7 @@
                 <w:color w:val="333333"/>
                 <w:sz w:val="16"/>
               </w:rPr>
-              <w:t xml:space="preserve">1.8.0 ; 1.9.1 du 10 septembre 2026</w:t>
+              <w:t xml:space="preserve">1.8.0 ; 1.9.1, sortie le 10 septembre 2026</w:t>
             </w:r>
           </w:p>
         </w:tc>
@@ -8323,7 +8323,7 @@
                 <w:color w:val="333333"/>
                 <w:sz w:val="16"/>
               </w:rPr>
-              <w:t xml:space="preserve">0.51.0 ; 0.52.0 du 28 mai 2026</w:t>
+              <w:t xml:space="preserve">0.51.0 ; 0.52.0, sortie le 28 mai 2026</w:t>
             </w:r>
           </w:p>
         </w:tc>

--- a/livrables/Lippens_Charles_2_veille_092026.docx
+++ b/livrables/Lippens_Charles_2_veille_092026.docx
@@ -1131,7 +1131,7 @@
                 <w:color w:val="333333"/>
                 <w:sz w:val="18"/>
               </w:rPr>
-              <w:t>Un seul moteur de calcul, choisi par défaut, sans visibilité sur la montée en charge</w:t>
+              <w:t xml:space="preserve">Un seul outil de calcul, choisi par défaut, sans visibilité sur la montée en charge</w:t>
             </w:r>
           </w:p>
         </w:tc>
@@ -3319,7 +3319,7 @@
           <w:color w:val="333333"/>
           <w:sz w:val="21"/>
         </w:rPr>
-        <w:t xml:space="preserve"> Au volume réel, 825 lignes, les trois moteurs répondent en moins de 40 millisecondes : l'écart ne change rien, et DuckDB est même le plus lent, à cause de son démarrage. À deux millions de lignes, Polars et DuckDB sont 4,1 fois et 2,9 fois plus rapides que pandas dans l'exécution livrée ; 8,1 et 5,7 fois sur mon poste le 25 septembre. Le gain dépend de la machine ; la décision ne change pas.</w:t>
+        <w:t xml:space="preserve"> Au volume réel, 825 lignes, les trois outils répondent en moins de 40 millisecondes : l'écart ne change rien, et DuckDB est même le plus lent, à cause de son démarrage. À deux millions de lignes, Polars et DuckDB sont 4,1 fois et 2,9 fois plus rapides que pandas dans l'exécution livrée ; 8,1 et 5,7 fois sur mon poste le 25 septembre. Le gain dépend de la machine ; la décision ne change pas.</w:t>
       </w:r>
     </w:p>
     <w:p>
@@ -3405,7 +3405,7 @@
           <w:color w:val="64748B"/>
           <w:sz w:val="17"/>
         </w:rPr>
-        <w:t xml:space="preserve">Figure 2. Temps médian des trois moteurs au volume réel, puis sur deux millions de lignes (exécution livrée). Figure redessinée à partir des sorties du notebook (mêmes données).</w:t>
+        <w:t xml:space="preserve">Figure 2. Temps médian des trois outils au volume réel, puis sur deux millions de lignes (exécution livrée). Figure redessinée à partir des sorties du notebook (mêmes données).</w:t>
       </w:r>
     </w:p>
     <w:p>
@@ -10534,7 +10534,7 @@
           <w:color w:val="333333"/>
           <w:sz w:val="21"/>
         </w:rPr>
-        <w:t xml:space="preserve"> Pour 825 lignes, un moteur multicœur n'apporterait qu'une dépendance de plus, un temps d'apprentissage et une consommation sans contrepartie.</w:t>
+        <w:t xml:space="preserve"> Pour 825 lignes, un outil multicœur n'apporterait qu'une dépendance de plus, un temps d'apprentissage et une consommation sans contrepartie.</w:t>
       </w:r>
     </w:p>
     <w:p>
@@ -12356,7 +12356,7 @@
           <w:color w:val="333333"/>
           <w:sz w:val="21"/>
         </w:rPr>
-        <w:t>Réévaluer les moteurs alternatifs lorsque les ventes seront historisées, ce qui multipliera la volumétrie par le nombre de périodes conservées.</w:t>
+        <w:t xml:space="preserve">Réévaluer les outils alternatifs lorsque les ventes seront historisées, ce qui multipliera la volumétrie par le nombre de périodes conservées.</w:t>
       </w:r>
     </w:p>
     <w:p>
